--- a/templates/Template for e-cult.docx
+++ b/templates/Template for e-cult.docx
@@ -3,232 +3,5004 @@
 <w:document xmlns:wpc="http://schemas.microsoft.com/office/word/2010/wordprocessingCanvas" xmlns:cx="http://schemas.microsoft.com/office/drawing/2014/chartex" xmlns:cx1="http://schemas.microsoft.com/office/drawing/2015/9/8/chartex" xmlns:cx2="http://schemas.microsoft.com/office/drawing/2015/10/21/chartex" xmlns:cx3="http://schemas.microsoft.com/office/drawing/2016/5/9/chartex" xmlns:cx4="http://schemas.microsoft.com/office/drawing/2016/5/10/chartex" xmlns:cx5="http://schemas.microsoft.com/office/drawing/2016/5/11/chartex" xmlns:cx6="http://schemas.microsoft.com/office/drawing/2016/5/12/chartex" xmlns:cx7="http://schemas.microsoft.com/office/drawing/2016/5/13/chartex" xmlns:cx8="http://schemas.microsoft.com/office/drawing/2016/5/14/chartex" xmlns:mc="http://schemas.openxmlformats.org/markup-compatibility/2006" xmlns:aink="http://schemas.microsoft.com/office/drawing/2016/ink" xmlns:am3d="http://schemas.microsoft.com/office/drawing/2017/model3d" xmlns:o="urn:schemas-microsoft-com:office:office" xmlns:oel="http://schemas.microsoft.com/office/2019/extlst" xmlns:r="http://schemas.openxmlformats.org/officeDocument/2006/relationships" xmlns:m="http://schemas.openxmlformats.org/officeDocument/2006/math" xmlns:v="urn:schemas-microsoft-com:vml" xmlns:wp14="http://schemas.microsoft.com/office/word/2010/wordprocessingDrawing" xmlns:wp="http://schemas.openxmlformats.org/drawingml/2006/wordprocessingDrawing" xmlns:w10="urn:schemas-microsoft-com:office:word" xmlns:w="http://schemas.openxmlformats.org/wordprocessingml/2006/main" xmlns:w14="http://schemas.microsoft.com/office/word/2010/wordml" xmlns:w15="http://schemas.microsoft.com/office/word/2012/wordml" xmlns:w16cex="http://schemas.microsoft.com/office/word/2018/wordml/cex" xmlns:w16cid="http://schemas.microsoft.com/office/word/2016/wordml/cid" xmlns:w16="http://schemas.microsoft.com/office/word/2018/wordml" xmlns:w16sdtdh="http://schemas.microsoft.com/office/word/2020/wordml/sdtdatahash" xmlns:w16se="http://schemas.microsoft.com/office/word/2015/wordml/symex" xmlns:wpg="http://schemas.microsoft.com/office/word/2010/wordprocessingGroup" xmlns:wpi="http://schemas.microsoft.com/office/word/2010/wordprocessingInk" xmlns:wne="http://schemas.microsoft.com/office/word/2006/wordml" xmlns:wps="http://schemas.microsoft.com/office/word/2010/wordprocessingShape" mc:Ignorable="w14 w15 w16se w16cid w16 w16cex w16sdtdh wp14">
   <w:body>
     <w:p>
-      <w:proofErr w:type="gramStart"/>
-      <w:r>
-        <w:t>{{ REF</w:t>
-      </w:r>
-      <w:proofErr w:type="gramEnd"/>
-      <w:r>
-        <w:t>_NO }}</w:t>
-      </w:r>
+      <w:r>
+        <w:t xml:space="preserve">from flask import Flask, </w:t>
+      </w:r>
+      <w:proofErr w:type="spellStart"/>
+      <w:r>
+        <w:t>render_template</w:t>
+      </w:r>
+      <w:proofErr w:type="spellEnd"/>
+      <w:r>
+        <w:t xml:space="preserve">, request, redirect, </w:t>
+      </w:r>
+      <w:proofErr w:type="spellStart"/>
+      <w:r>
+        <w:t>url_for</w:t>
+      </w:r>
+      <w:proofErr w:type="spellEnd"/>
+      <w:r>
+        <w:t xml:space="preserve">, </w:t>
+      </w:r>
+      <w:proofErr w:type="spellStart"/>
+      <w:r>
+        <w:t>send_file</w:t>
+      </w:r>
+      <w:proofErr w:type="spellEnd"/>
+    </w:p>
+    <w:p>
+      <w:r>
+        <w:t xml:space="preserve">import io, </w:t>
+      </w:r>
+      <w:proofErr w:type="spellStart"/>
+      <w:r>
+        <w:t>os</w:t>
+      </w:r>
+      <w:proofErr w:type="spellEnd"/>
+    </w:p>
+    <w:p>
+      <w:r>
+        <w:t xml:space="preserve">from </w:t>
+      </w:r>
+      <w:proofErr w:type="spellStart"/>
+      <w:proofErr w:type="gramStart"/>
+      <w:r>
+        <w:t>werkzeug.utils</w:t>
+      </w:r>
+      <w:proofErr w:type="spellEnd"/>
+      <w:proofErr w:type="gramEnd"/>
+      <w:r>
+        <w:t xml:space="preserve"> import </w:t>
+      </w:r>
+      <w:proofErr w:type="spellStart"/>
+      <w:r>
+        <w:t>secure_filename</w:t>
+      </w:r>
+      <w:proofErr w:type="spellEnd"/>
+    </w:p>
+    <w:p>
+      <w:r>
+        <w:t xml:space="preserve">from </w:t>
+      </w:r>
+      <w:proofErr w:type="spellStart"/>
+      <w:proofErr w:type="gramStart"/>
+      <w:r>
+        <w:t>reportlab.lib.pagesizes</w:t>
+      </w:r>
+      <w:proofErr w:type="spellEnd"/>
+      <w:proofErr w:type="gramEnd"/>
+      <w:r>
+        <w:t xml:space="preserve"> import letter</w:t>
+      </w:r>
+    </w:p>
+    <w:p>
+      <w:r>
+        <w:t xml:space="preserve">from </w:t>
+      </w:r>
+      <w:proofErr w:type="spellStart"/>
+      <w:proofErr w:type="gramStart"/>
+      <w:r>
+        <w:t>reportlab.platypus</w:t>
+      </w:r>
+      <w:proofErr w:type="spellEnd"/>
+      <w:proofErr w:type="gramEnd"/>
+      <w:r>
+        <w:t xml:space="preserve"> import </w:t>
+      </w:r>
+      <w:proofErr w:type="spellStart"/>
+      <w:r>
+        <w:t>SimpleDocTemplate</w:t>
+      </w:r>
+      <w:proofErr w:type="spellEnd"/>
+      <w:r>
+        <w:t xml:space="preserve">, Paragraph, Spacer, Table, </w:t>
+      </w:r>
+      <w:proofErr w:type="spellStart"/>
+      <w:r>
+        <w:t>TableStyle</w:t>
+      </w:r>
+      <w:proofErr w:type="spellEnd"/>
+      <w:r>
+        <w:t xml:space="preserve">, Image as </w:t>
+      </w:r>
+      <w:proofErr w:type="spellStart"/>
+      <w:r>
+        <w:t>RLImage</w:t>
+      </w:r>
+      <w:proofErr w:type="spellEnd"/>
+    </w:p>
+    <w:p>
+      <w:r>
+        <w:t xml:space="preserve">from </w:t>
+      </w:r>
+      <w:proofErr w:type="spellStart"/>
+      <w:proofErr w:type="gramStart"/>
+      <w:r>
+        <w:t>reportlab.lib.styles</w:t>
+      </w:r>
+      <w:proofErr w:type="spellEnd"/>
+      <w:proofErr w:type="gramEnd"/>
+      <w:r>
+        <w:t xml:space="preserve"> import </w:t>
+      </w:r>
+      <w:proofErr w:type="spellStart"/>
+      <w:r>
+        <w:t>getSampleStyleSheet</w:t>
+      </w:r>
+      <w:proofErr w:type="spellEnd"/>
+      <w:r>
+        <w:t xml:space="preserve">, </w:t>
+      </w:r>
+      <w:proofErr w:type="spellStart"/>
+      <w:r>
+        <w:t>ParagraphStyle</w:t>
+      </w:r>
+      <w:proofErr w:type="spellEnd"/>
+    </w:p>
+    <w:p>
+      <w:r>
+        <w:t xml:space="preserve">from reportlab.lib import </w:t>
+      </w:r>
+      <w:proofErr w:type="spellStart"/>
+      <w:r>
+        <w:t>colors</w:t>
+      </w:r>
+      <w:proofErr w:type="spellEnd"/>
     </w:p>
     <w:p/>
+    <w:p>
+      <w:r>
+        <w:t>app = Flask(__name__)</w:t>
+      </w:r>
+    </w:p>
     <w:p/>
+    <w:p>
+      <w:r>
+        <w:t># Setup upload folder for signature and seal images</w:t>
+      </w:r>
+    </w:p>
+    <w:p>
+      <w:r>
+        <w:t xml:space="preserve">UPLOAD_FOLDER = </w:t>
+      </w:r>
+      <w:proofErr w:type="spellStart"/>
+      <w:proofErr w:type="gramStart"/>
+      <w:r>
+        <w:t>os.path</w:t>
+      </w:r>
+      <w:proofErr w:type="gramEnd"/>
+      <w:r>
+        <w:t>.join</w:t>
+      </w:r>
+      <w:proofErr w:type="spellEnd"/>
+      <w:r>
+        <w:t>('static', 'uploads')</w:t>
+      </w:r>
+    </w:p>
+    <w:p>
+      <w:proofErr w:type="spellStart"/>
+      <w:proofErr w:type="gramStart"/>
+      <w:r>
+        <w:t>os.makedirs</w:t>
+      </w:r>
+      <w:proofErr w:type="spellEnd"/>
+      <w:proofErr w:type="gramEnd"/>
+      <w:r>
+        <w:t xml:space="preserve">(UPLOAD_FOLDER, </w:t>
+      </w:r>
+      <w:proofErr w:type="spellStart"/>
+      <w:r>
+        <w:t>exist_ok</w:t>
+      </w:r>
+      <w:proofErr w:type="spellEnd"/>
+      <w:r>
+        <w:t>=True)</w:t>
+      </w:r>
+    </w:p>
+    <w:p>
+      <w:proofErr w:type="spellStart"/>
+      <w:r>
+        <w:t>app.config</w:t>
+      </w:r>
+      <w:proofErr w:type="spellEnd"/>
+      <w:r>
+        <w:t>['UPLOAD_FOLDER'] = UPLOAD_FOLDER</w:t>
+      </w:r>
+    </w:p>
     <w:p/>
+    <w:p>
+      <w:r>
+        <w:t>CURRENT_ROLE = 'Admin'</w:t>
+      </w:r>
+    </w:p>
     <w:p/>
+    <w:p>
+      <w:r>
+        <w:t># Master settings for Dzongkhag Officials</w:t>
+      </w:r>
+    </w:p>
+    <w:p>
+      <w:r>
+        <w:t>OFFICIAL_SETTINGS = {</w:t>
+      </w:r>
+    </w:p>
+    <w:p>
+      <w:r>
+        <w:t xml:space="preserve">    '</w:t>
+      </w:r>
+      <w:proofErr w:type="spellStart"/>
+      <w:proofErr w:type="gramStart"/>
+      <w:r>
+        <w:t>cultural</w:t>
+      </w:r>
+      <w:proofErr w:type="gramEnd"/>
+      <w:r>
+        <w:t>_officer</w:t>
+      </w:r>
+      <w:proofErr w:type="spellEnd"/>
+      <w:r>
+        <w:t>': {</w:t>
+      </w:r>
+    </w:p>
+    <w:p>
+      <w:r>
+        <w:t xml:space="preserve">        'name': '</w:t>
+      </w:r>
+      <w:proofErr w:type="spellStart"/>
+      <w:r>
+        <w:t>Sangay</w:t>
+      </w:r>
+      <w:proofErr w:type="spellEnd"/>
+      <w:r>
+        <w:t xml:space="preserve"> Tenzin',</w:t>
+      </w:r>
+    </w:p>
+    <w:p>
+      <w:r>
+        <w:t xml:space="preserve">        'title': 'Dzongkhag Cultural Officer',</w:t>
+      </w:r>
+    </w:p>
+    <w:p>
+      <w:r>
+        <w:t xml:space="preserve">        'department': </w:t>
+      </w:r>
+      <w:r>
+        <w:t>‘Trashigang Dzongkhag Administration</w:t>
+      </w:r>
+      <w:r>
+        <w:t>',</w:t>
+      </w:r>
+    </w:p>
+    <w:p>
+      <w:r>
+        <w:t xml:space="preserve">        '</w:t>
+      </w:r>
+      <w:proofErr w:type="spellStart"/>
+      <w:proofErr w:type="gramStart"/>
+      <w:r>
+        <w:t>esign</w:t>
+      </w:r>
+      <w:proofErr w:type="gramEnd"/>
+      <w:r>
+        <w:t>_path</w:t>
+      </w:r>
+      <w:proofErr w:type="spellEnd"/>
+      <w:r>
+        <w:t>': '',</w:t>
+      </w:r>
+    </w:p>
+    <w:p>
+      <w:r>
+        <w:t xml:space="preserve">        '</w:t>
+      </w:r>
+      <w:proofErr w:type="spellStart"/>
+      <w:proofErr w:type="gramStart"/>
+      <w:r>
+        <w:t>eseal</w:t>
+      </w:r>
+      <w:proofErr w:type="gramEnd"/>
+      <w:r>
+        <w:t>_path</w:t>
+      </w:r>
+      <w:proofErr w:type="spellEnd"/>
+      <w:r>
+        <w:t>': ''</w:t>
+      </w:r>
+    </w:p>
+    <w:p>
+      <w:r>
+        <w:t xml:space="preserve">    },</w:t>
+      </w:r>
+    </w:p>
+    <w:p>
+      <w:r>
+        <w:t xml:space="preserve">    '</w:t>
+      </w:r>
+      <w:proofErr w:type="spellStart"/>
+      <w:r>
+        <w:t>dzongdag</w:t>
+      </w:r>
+      <w:proofErr w:type="spellEnd"/>
+      <w:r>
+        <w:t>': {</w:t>
+      </w:r>
+    </w:p>
+    <w:p>
+      <w:r>
+        <w:t xml:space="preserve">        'name': 'Dasho Karma Tshering',</w:t>
+      </w:r>
+    </w:p>
+    <w:p>
+      <w:r>
+        <w:t xml:space="preserve">        'title': 'Dasho Dzongdag (Supervisor)',</w:t>
+      </w:r>
+    </w:p>
+    <w:p>
+      <w:r>
+        <w:t xml:space="preserve">        'department': 'Dzongkhag Administration, Trashigang',</w:t>
+      </w:r>
+    </w:p>
+    <w:p>
+      <w:r>
+        <w:t xml:space="preserve">        '</w:t>
+      </w:r>
+      <w:proofErr w:type="spellStart"/>
+      <w:proofErr w:type="gramStart"/>
+      <w:r>
+        <w:t>esign</w:t>
+      </w:r>
+      <w:proofErr w:type="gramEnd"/>
+      <w:r>
+        <w:t>_path</w:t>
+      </w:r>
+      <w:proofErr w:type="spellEnd"/>
+      <w:r>
+        <w:t>': '',</w:t>
+      </w:r>
+    </w:p>
+    <w:p>
+      <w:r>
+        <w:t xml:space="preserve">        '</w:t>
+      </w:r>
+      <w:proofErr w:type="spellStart"/>
+      <w:proofErr w:type="gramStart"/>
+      <w:r>
+        <w:t>eseal</w:t>
+      </w:r>
+      <w:proofErr w:type="gramEnd"/>
+      <w:r>
+        <w:t>_path</w:t>
+      </w:r>
+      <w:proofErr w:type="spellEnd"/>
+      <w:r>
+        <w:t>': ''</w:t>
+      </w:r>
+    </w:p>
+    <w:p>
+      <w:r>
+        <w:t xml:space="preserve">    },</w:t>
+      </w:r>
+    </w:p>
+    <w:p>
+      <w:r>
+        <w:t xml:space="preserve">    '</w:t>
+      </w:r>
+      <w:proofErr w:type="spellStart"/>
+      <w:r>
+        <w:t>dzongrab</w:t>
+      </w:r>
+      <w:proofErr w:type="spellEnd"/>
+      <w:r>
+        <w:t>': {</w:t>
+      </w:r>
+    </w:p>
+    <w:p>
+      <w:r>
+        <w:t xml:space="preserve">        'name': '</w:t>
+      </w:r>
+      <w:proofErr w:type="spellStart"/>
+      <w:r>
+        <w:t>Ugyen</w:t>
+      </w:r>
+      <w:proofErr w:type="spellEnd"/>
+      <w:r>
+        <w:t xml:space="preserve"> </w:t>
+      </w:r>
+      <w:proofErr w:type="spellStart"/>
+      <w:r>
+        <w:t>Penjor</w:t>
+      </w:r>
+      <w:proofErr w:type="spellEnd"/>
+      <w:r>
+        <w:t>',</w:t>
+      </w:r>
+    </w:p>
+    <w:p>
+      <w:r>
+        <w:lastRenderedPageBreak/>
+        <w:t xml:space="preserve">        'title': 'Dzongrab (Deputy Supervisor)',</w:t>
+      </w:r>
+    </w:p>
+    <w:p>
+      <w:r>
+        <w:t xml:space="preserve">        'department': 'Dzongkhag Administration, Trashigang',</w:t>
+      </w:r>
+    </w:p>
+    <w:p>
+      <w:r>
+        <w:t xml:space="preserve">        '</w:t>
+      </w:r>
+      <w:proofErr w:type="spellStart"/>
+      <w:proofErr w:type="gramStart"/>
+      <w:r>
+        <w:t>esign</w:t>
+      </w:r>
+      <w:proofErr w:type="gramEnd"/>
+      <w:r>
+        <w:t>_path</w:t>
+      </w:r>
+      <w:proofErr w:type="spellEnd"/>
+      <w:r>
+        <w:t>': '',</w:t>
+      </w:r>
+    </w:p>
+    <w:p>
+      <w:r>
+        <w:t xml:space="preserve">        '</w:t>
+      </w:r>
+      <w:proofErr w:type="spellStart"/>
+      <w:proofErr w:type="gramStart"/>
+      <w:r>
+        <w:t>eseal</w:t>
+      </w:r>
+      <w:proofErr w:type="gramEnd"/>
+      <w:r>
+        <w:t>_path</w:t>
+      </w:r>
+      <w:proofErr w:type="spellEnd"/>
+      <w:r>
+        <w:t>': ''</w:t>
+      </w:r>
+    </w:p>
+    <w:p>
+      <w:r>
+        <w:t xml:space="preserve">    }</w:t>
+      </w:r>
+    </w:p>
+    <w:p>
+      <w:r>
+        <w:t>}</w:t>
+      </w:r>
+    </w:p>
     <w:p/>
+    <w:p>
+      <w:r>
+        <w:t># Initial mock applications dataset</w:t>
+      </w:r>
+    </w:p>
+    <w:p>
+      <w:r>
+        <w:t>APPLICATIONS = [</w:t>
+      </w:r>
+    </w:p>
+    <w:p>
+      <w:r>
+        <w:t xml:space="preserve">    {</w:t>
+      </w:r>
+    </w:p>
+    <w:p>
+      <w:r>
+        <w:t xml:space="preserve">        'id': '104B-TRASHIGANG-2026-001',</w:t>
+      </w:r>
+    </w:p>
+    <w:p>
+      <w:r>
+        <w:t xml:space="preserve">        'applicant': 'Sonam </w:t>
+      </w:r>
+      <w:proofErr w:type="spellStart"/>
+      <w:r>
+        <w:t>Chophel</w:t>
+      </w:r>
+      <w:proofErr w:type="spellEnd"/>
+      <w:r>
+        <w:t>',</w:t>
+      </w:r>
+    </w:p>
+    <w:p>
+      <w:r>
+        <w:t xml:space="preserve">        '</w:t>
+      </w:r>
+      <w:proofErr w:type="spellStart"/>
+      <w:proofErr w:type="gramStart"/>
+      <w:r>
+        <w:t>cid</w:t>
+      </w:r>
+      <w:proofErr w:type="gramEnd"/>
+      <w:r>
+        <w:t>_no</w:t>
+      </w:r>
+      <w:proofErr w:type="spellEnd"/>
+      <w:r>
+        <w:t>': '11501002341',</w:t>
+      </w:r>
+    </w:p>
+    <w:p>
+      <w:r>
+        <w:t xml:space="preserve">        '</w:t>
+      </w:r>
+      <w:proofErr w:type="spellStart"/>
+      <w:proofErr w:type="gramStart"/>
+      <w:r>
+        <w:t>construction</w:t>
+      </w:r>
+      <w:proofErr w:type="gramEnd"/>
+      <w:r>
+        <w:t>_type</w:t>
+      </w:r>
+      <w:proofErr w:type="spellEnd"/>
+      <w:r>
+        <w:t>': 'Construction',</w:t>
+      </w:r>
+    </w:p>
+    <w:p>
+      <w:r>
+        <w:t xml:space="preserve">        'site': 'Radhi </w:t>
+      </w:r>
+      <w:proofErr w:type="spellStart"/>
+      <w:r>
+        <w:t>Pakshaling</w:t>
+      </w:r>
+      <w:proofErr w:type="spellEnd"/>
+      <w:r>
+        <w:t xml:space="preserve"> Lhakhang',</w:t>
+      </w:r>
+    </w:p>
+    <w:p>
+      <w:r>
+        <w:t xml:space="preserve">        'gewog': 'Radhi Gewog',</w:t>
+      </w:r>
+    </w:p>
+    <w:p>
+      <w:r>
+        <w:t xml:space="preserve">        'purpose': 'Roofing Structural Timber Replacement &amp; Traditional Wall Painting',</w:t>
+      </w:r>
+    </w:p>
+    <w:p>
+      <w:r>
+        <w:t xml:space="preserve">        'status': 'Approved &amp; Endorsed',</w:t>
+      </w:r>
+    </w:p>
+    <w:p>
+      <w:r>
+        <w:t xml:space="preserve">        '</w:t>
+      </w:r>
+      <w:proofErr w:type="spellStart"/>
+      <w:proofErr w:type="gramStart"/>
+      <w:r>
+        <w:t>assigned</w:t>
+      </w:r>
+      <w:proofErr w:type="gramEnd"/>
+      <w:r>
+        <w:t>_to</w:t>
+      </w:r>
+      <w:proofErr w:type="spellEnd"/>
+      <w:r>
+        <w:t>': 'Both',</w:t>
+      </w:r>
+    </w:p>
+    <w:p>
+      <w:r>
+        <w:t xml:space="preserve">        'recommendation': 'Recommended for endorsement as per structural assessment report.',</w:t>
+      </w:r>
+    </w:p>
+    <w:p>
+      <w:r>
+        <w:t xml:space="preserve">        '</w:t>
+      </w:r>
+      <w:proofErr w:type="spellStart"/>
+      <w:proofErr w:type="gramStart"/>
+      <w:r>
+        <w:t>dzongdag</w:t>
+      </w:r>
+      <w:proofErr w:type="gramEnd"/>
+      <w:r>
+        <w:t>_action</w:t>
+      </w:r>
+      <w:proofErr w:type="spellEnd"/>
+      <w:r>
+        <w:t>': 'Approved',</w:t>
+      </w:r>
+    </w:p>
+    <w:p>
+      <w:r>
+        <w:t xml:space="preserve">        '</w:t>
+      </w:r>
+      <w:proofErr w:type="spellStart"/>
+      <w:proofErr w:type="gramStart"/>
+      <w:r>
+        <w:t>dzongrab</w:t>
+      </w:r>
+      <w:proofErr w:type="gramEnd"/>
+      <w:r>
+        <w:t>_action</w:t>
+      </w:r>
+      <w:proofErr w:type="spellEnd"/>
+      <w:r>
+        <w:t>': 'Approved'</w:t>
+      </w:r>
+    </w:p>
+    <w:p>
+      <w:r>
+        <w:t xml:space="preserve">    }</w:t>
+      </w:r>
+    </w:p>
+    <w:p>
+      <w:r>
+        <w:t>]</w:t>
+      </w:r>
+    </w:p>
     <w:p/>
+    <w:p>
+      <w:r>
+        <w:t xml:space="preserve">def </w:t>
+      </w:r>
+      <w:proofErr w:type="spellStart"/>
+      <w:r>
+        <w:t>save_uploaded_</w:t>
+      </w:r>
+      <w:proofErr w:type="gramStart"/>
+      <w:r>
+        <w:t>file</w:t>
+      </w:r>
+      <w:proofErr w:type="spellEnd"/>
+      <w:r>
+        <w:t>(</w:t>
+      </w:r>
+      <w:proofErr w:type="spellStart"/>
+      <w:proofErr w:type="gramEnd"/>
+      <w:r>
+        <w:t>file_obj</w:t>
+      </w:r>
+      <w:proofErr w:type="spellEnd"/>
+      <w:r>
+        <w:t xml:space="preserve">, </w:t>
+      </w:r>
+      <w:proofErr w:type="spellStart"/>
+      <w:r>
+        <w:t>key_prefix</w:t>
+      </w:r>
+      <w:proofErr w:type="spellEnd"/>
+      <w:r>
+        <w:t>):</w:t>
+      </w:r>
+    </w:p>
+    <w:p>
+      <w:r>
+        <w:t xml:space="preserve">    """Helper to save uploaded e-signatures and seals securely."""</w:t>
+      </w:r>
+    </w:p>
+    <w:p>
+      <w:r>
+        <w:t xml:space="preserve">    if </w:t>
+      </w:r>
+      <w:proofErr w:type="spellStart"/>
+      <w:r>
+        <w:t>file_obj</w:t>
+      </w:r>
+      <w:proofErr w:type="spellEnd"/>
+      <w:r>
+        <w:t xml:space="preserve"> and </w:t>
+      </w:r>
+      <w:proofErr w:type="spellStart"/>
+      <w:r>
+        <w:t>file_</w:t>
+      </w:r>
+      <w:proofErr w:type="gramStart"/>
+      <w:r>
+        <w:t>obj.filename</w:t>
+      </w:r>
+      <w:proofErr w:type="spellEnd"/>
+      <w:proofErr w:type="gramEnd"/>
+      <w:r>
+        <w:t xml:space="preserve"> != '':</w:t>
+      </w:r>
+    </w:p>
+    <w:p>
+      <w:r>
+        <w:t xml:space="preserve">        filename = </w:t>
+      </w:r>
+      <w:proofErr w:type="spellStart"/>
+      <w:r>
+        <w:t>secure_filename</w:t>
+      </w:r>
+      <w:proofErr w:type="spellEnd"/>
+      <w:r>
+        <w:t>(f"{</w:t>
+      </w:r>
+      <w:proofErr w:type="spellStart"/>
+      <w:r>
+        <w:t>key_</w:t>
+      </w:r>
+      <w:proofErr w:type="gramStart"/>
+      <w:r>
+        <w:t>prefix</w:t>
+      </w:r>
+      <w:proofErr w:type="spellEnd"/>
+      <w:r>
+        <w:t>}_</w:t>
+      </w:r>
+      <w:proofErr w:type="gramEnd"/>
+      <w:r>
+        <w:t>{</w:t>
+      </w:r>
+      <w:proofErr w:type="spellStart"/>
+      <w:r>
+        <w:t>file_obj.filename</w:t>
+      </w:r>
+      <w:proofErr w:type="spellEnd"/>
+      <w:r>
+        <w:t>}")</w:t>
+      </w:r>
+    </w:p>
+    <w:p>
+      <w:r>
+        <w:t xml:space="preserve">        </w:t>
+      </w:r>
+      <w:proofErr w:type="spellStart"/>
+      <w:r>
+        <w:t>filepath</w:t>
+      </w:r>
+      <w:proofErr w:type="spellEnd"/>
+      <w:r>
+        <w:t xml:space="preserve"> = </w:t>
+      </w:r>
+      <w:proofErr w:type="spellStart"/>
+      <w:proofErr w:type="gramStart"/>
+      <w:r>
+        <w:t>os.path</w:t>
+      </w:r>
+      <w:proofErr w:type="gramEnd"/>
+      <w:r>
+        <w:t>.join</w:t>
+      </w:r>
+      <w:proofErr w:type="spellEnd"/>
+      <w:r>
+        <w:t>(</w:t>
+      </w:r>
+      <w:proofErr w:type="spellStart"/>
+      <w:r>
+        <w:t>app.config</w:t>
+      </w:r>
+      <w:proofErr w:type="spellEnd"/>
+      <w:r>
+        <w:t>['UPLOAD_FOLDER'], filename)</w:t>
+      </w:r>
+    </w:p>
+    <w:p>
+      <w:r>
+        <w:t xml:space="preserve">        </w:t>
+      </w:r>
+      <w:proofErr w:type="spellStart"/>
+      <w:r>
+        <w:t>file_</w:t>
+      </w:r>
+      <w:proofErr w:type="gramStart"/>
+      <w:r>
+        <w:t>obj.save</w:t>
+      </w:r>
+      <w:proofErr w:type="spellEnd"/>
+      <w:proofErr w:type="gramEnd"/>
+      <w:r>
+        <w:t>(</w:t>
+      </w:r>
+      <w:proofErr w:type="spellStart"/>
+      <w:r>
+        <w:t>filepath</w:t>
+      </w:r>
+      <w:proofErr w:type="spellEnd"/>
+      <w:r>
+        <w:t>)</w:t>
+      </w:r>
+    </w:p>
+    <w:p>
+      <w:r>
+        <w:t xml:space="preserve">        return </w:t>
+      </w:r>
+      <w:proofErr w:type="spellStart"/>
+      <w:r>
+        <w:t>filepath</w:t>
+      </w:r>
+      <w:proofErr w:type="spellEnd"/>
+    </w:p>
+    <w:p>
+      <w:r>
+        <w:t xml:space="preserve">    return None</w:t>
+      </w:r>
+    </w:p>
     <w:p/>
     <w:p>
+      <w:r>
+        <w:t>@</w:t>
+      </w:r>
+      <w:proofErr w:type="gramStart"/>
+      <w:r>
+        <w:t>app.route</w:t>
+      </w:r>
+      <w:proofErr w:type="gramEnd"/>
+      <w:r>
+        <w:t>('/')</w:t>
+      </w:r>
+    </w:p>
+    <w:p>
+      <w:r>
+        <w:lastRenderedPageBreak/>
+        <w:t xml:space="preserve">def </w:t>
+      </w:r>
+      <w:proofErr w:type="gramStart"/>
+      <w:r>
+        <w:t>index(</w:t>
+      </w:r>
+      <w:proofErr w:type="gramEnd"/>
+      <w:r>
+        <w:t>):</w:t>
+      </w:r>
+    </w:p>
+    <w:p>
+      <w:r>
+        <w:t xml:space="preserve">    </w:t>
+      </w:r>
+      <w:proofErr w:type="spellStart"/>
+      <w:r>
+        <w:t>msg</w:t>
+      </w:r>
+      <w:proofErr w:type="spellEnd"/>
+      <w:r>
+        <w:t xml:space="preserve"> = </w:t>
+      </w:r>
+      <w:proofErr w:type="spellStart"/>
+      <w:proofErr w:type="gramStart"/>
+      <w:r>
+        <w:t>request.args.get</w:t>
+      </w:r>
+      <w:proofErr w:type="spellEnd"/>
+      <w:r>
+        <w:t>(</w:t>
+      </w:r>
+      <w:proofErr w:type="gramEnd"/>
+      <w:r>
+        <w:t>'</w:t>
+      </w:r>
+      <w:proofErr w:type="spellStart"/>
+      <w:r>
+        <w:t>msg</w:t>
+      </w:r>
+      <w:proofErr w:type="spellEnd"/>
+      <w:r>
+        <w:t>', '')</w:t>
+      </w:r>
+    </w:p>
+    <w:p>
+      <w:r>
+        <w:t xml:space="preserve">    return </w:t>
+      </w:r>
+      <w:proofErr w:type="spellStart"/>
+      <w:r>
+        <w:t>render_</w:t>
+      </w:r>
+      <w:proofErr w:type="gramStart"/>
+      <w:r>
+        <w:t>template</w:t>
+      </w:r>
+      <w:proofErr w:type="spellEnd"/>
+      <w:r>
+        <w:t>(</w:t>
+      </w:r>
+      <w:proofErr w:type="gramEnd"/>
+      <w:r>
+        <w:t xml:space="preserve">'index.html', apps=APPLICATIONS, </w:t>
+      </w:r>
+      <w:proofErr w:type="spellStart"/>
+      <w:r>
+        <w:t>active_role</w:t>
+      </w:r>
+      <w:proofErr w:type="spellEnd"/>
+      <w:r>
+        <w:t xml:space="preserve">=CURRENT_ROLE, settings=OFFICIAL_SETTINGS, </w:t>
+      </w:r>
+      <w:proofErr w:type="spellStart"/>
+      <w:r>
+        <w:t>msg</w:t>
+      </w:r>
+      <w:proofErr w:type="spellEnd"/>
+      <w:r>
+        <w:t>=</w:t>
+      </w:r>
+      <w:proofErr w:type="spellStart"/>
+      <w:r>
+        <w:t>msg</w:t>
+      </w:r>
+      <w:proofErr w:type="spellEnd"/>
+      <w:r>
+        <w:t>)</w:t>
+      </w:r>
+    </w:p>
+    <w:p/>
+    <w:p>
+      <w:r>
+        <w:t>@</w:t>
+      </w:r>
+      <w:proofErr w:type="gramStart"/>
+      <w:r>
+        <w:t>app.route</w:t>
+      </w:r>
+      <w:proofErr w:type="gramEnd"/>
+      <w:r>
+        <w:t>('/switch-role')</w:t>
+      </w:r>
+    </w:p>
+    <w:p>
+      <w:r>
+        <w:t xml:space="preserve">def </w:t>
+      </w:r>
+      <w:proofErr w:type="spellStart"/>
+      <w:r>
+        <w:t>switch_</w:t>
+      </w:r>
+      <w:proofErr w:type="gramStart"/>
+      <w:r>
+        <w:t>role</w:t>
+      </w:r>
+      <w:proofErr w:type="spellEnd"/>
+      <w:r>
+        <w:t>(</w:t>
+      </w:r>
+      <w:proofErr w:type="gramEnd"/>
+      <w:r>
+        <w:t>):</w:t>
+      </w:r>
+    </w:p>
+    <w:p>
+      <w:r>
+        <w:t xml:space="preserve">    global CURRENT_ROLE</w:t>
+      </w:r>
+    </w:p>
+    <w:p>
+      <w:r>
+        <w:t xml:space="preserve">    CURRENT_ROLE = </w:t>
+      </w:r>
+      <w:proofErr w:type="spellStart"/>
+      <w:proofErr w:type="gramStart"/>
+      <w:r>
+        <w:t>request.args.get</w:t>
+      </w:r>
+      <w:proofErr w:type="spellEnd"/>
+      <w:r>
+        <w:t>(</w:t>
+      </w:r>
+      <w:proofErr w:type="gramEnd"/>
+      <w:r>
+        <w:t>'role', 'Admin')</w:t>
+      </w:r>
+    </w:p>
+    <w:p>
+      <w:r>
+        <w:t xml:space="preserve">    return </w:t>
+      </w:r>
+      <w:proofErr w:type="gramStart"/>
+      <w:r>
+        <w:t>redirect(</w:t>
+      </w:r>
+      <w:proofErr w:type="spellStart"/>
+      <w:proofErr w:type="gramEnd"/>
+      <w:r>
+        <w:t>url_for</w:t>
+      </w:r>
+      <w:proofErr w:type="spellEnd"/>
+      <w:r>
+        <w:t xml:space="preserve">('index', </w:t>
+      </w:r>
+      <w:proofErr w:type="spellStart"/>
+      <w:r>
+        <w:t>msg</w:t>
+      </w:r>
+      <w:proofErr w:type="spellEnd"/>
+      <w:r>
+        <w:t>=</w:t>
+      </w:r>
+      <w:proofErr w:type="spellStart"/>
+      <w:r>
+        <w:t>f"Switched</w:t>
+      </w:r>
+      <w:proofErr w:type="spellEnd"/>
+      <w:r>
+        <w:t xml:space="preserve"> mode to {CURRENT_ROLE}"))</w:t>
+      </w:r>
+    </w:p>
+    <w:p/>
+    <w:p>
+      <w:r>
+        <w:t>@</w:t>
+      </w:r>
+      <w:proofErr w:type="gramStart"/>
+      <w:r>
+        <w:t>app.route</w:t>
+      </w:r>
+      <w:proofErr w:type="gramEnd"/>
+      <w:r>
+        <w:t>('/update-officials', methods=['POST'])</w:t>
+      </w:r>
+    </w:p>
+    <w:p>
+      <w:r>
+        <w:t xml:space="preserve">def </w:t>
+      </w:r>
+      <w:proofErr w:type="spellStart"/>
+      <w:r>
+        <w:t>update_</w:t>
+      </w:r>
+      <w:proofErr w:type="gramStart"/>
+      <w:r>
+        <w:t>officials</w:t>
+      </w:r>
+      <w:proofErr w:type="spellEnd"/>
+      <w:r>
+        <w:t>(</w:t>
+      </w:r>
+      <w:proofErr w:type="gramEnd"/>
+      <w:r>
+        <w:t>):</w:t>
+      </w:r>
+    </w:p>
+    <w:p>
+      <w:r>
+        <w:t xml:space="preserve">    if CURRENT_ROLE not in ['Admin', 'Dzongdag', 'Dzongrab']:</w:t>
+      </w:r>
+    </w:p>
+    <w:p>
+      <w:r>
+        <w:t xml:space="preserve">        return </w:t>
+      </w:r>
+      <w:proofErr w:type="gramStart"/>
+      <w:r>
+        <w:t>redirect(</w:t>
+      </w:r>
+      <w:proofErr w:type="spellStart"/>
+      <w:proofErr w:type="gramEnd"/>
+      <w:r>
+        <w:t>url_for</w:t>
+      </w:r>
+      <w:proofErr w:type="spellEnd"/>
+      <w:r>
+        <w:t xml:space="preserve">('index', </w:t>
+      </w:r>
+      <w:proofErr w:type="spellStart"/>
+      <w:r>
+        <w:t>msg</w:t>
+      </w:r>
+      <w:proofErr w:type="spellEnd"/>
+      <w:r>
+        <w:t>="Unauthorized action!"))</w:t>
+      </w:r>
+    </w:p>
+    <w:p/>
+    <w:p>
+      <w:r>
+        <w:t xml:space="preserve">    # Update Cultural Officer details and uploads</w:t>
+      </w:r>
+    </w:p>
+    <w:p>
+      <w:r>
+        <w:t xml:space="preserve">    OFFICIAL_SETTINGS['</w:t>
+      </w:r>
+      <w:proofErr w:type="spellStart"/>
+      <w:r>
+        <w:t>cultural_officer</w:t>
+      </w:r>
+      <w:proofErr w:type="spellEnd"/>
+      <w:proofErr w:type="gramStart"/>
+      <w:r>
+        <w:t>'][</w:t>
+      </w:r>
+      <w:proofErr w:type="gramEnd"/>
+      <w:r>
+        <w:t xml:space="preserve">'name'] = </w:t>
+      </w:r>
+      <w:proofErr w:type="spellStart"/>
+      <w:r>
+        <w:t>request.form.get</w:t>
+      </w:r>
+      <w:proofErr w:type="spellEnd"/>
+      <w:r>
+        <w:t>('</w:t>
+      </w:r>
+      <w:proofErr w:type="spellStart"/>
+      <w:r>
+        <w:t>officer_name</w:t>
+      </w:r>
+      <w:proofErr w:type="spellEnd"/>
+      <w:r>
+        <w:t>', OFFICIAL_SETTINGS['</w:t>
+      </w:r>
+      <w:proofErr w:type="spellStart"/>
+      <w:r>
+        <w:t>cultural_officer</w:t>
+      </w:r>
+      <w:proofErr w:type="spellEnd"/>
+      <w:r>
+        <w:t>']['name'])</w:t>
+      </w:r>
+    </w:p>
+    <w:p>
+      <w:r>
+        <w:t xml:space="preserve">    OFFICIAL_SETTINGS['</w:t>
+      </w:r>
+      <w:proofErr w:type="spellStart"/>
+      <w:r>
+        <w:t>cultural_officer</w:t>
+      </w:r>
+      <w:proofErr w:type="spellEnd"/>
+      <w:proofErr w:type="gramStart"/>
+      <w:r>
+        <w:t>'][</w:t>
+      </w:r>
+      <w:proofErr w:type="gramEnd"/>
+      <w:r>
+        <w:t xml:space="preserve">'title'] = </w:t>
+      </w:r>
+      <w:proofErr w:type="spellStart"/>
+      <w:r>
+        <w:t>request.form.get</w:t>
+      </w:r>
+      <w:proofErr w:type="spellEnd"/>
+      <w:r>
+        <w:t>('</w:t>
+      </w:r>
+      <w:proofErr w:type="spellStart"/>
+      <w:r>
+        <w:t>officer_title</w:t>
+      </w:r>
+      <w:proofErr w:type="spellEnd"/>
+      <w:r>
+        <w:t>', OFFICIAL_SETTINGS['</w:t>
+      </w:r>
+      <w:proofErr w:type="spellStart"/>
+      <w:r>
+        <w:t>cultural_officer</w:t>
+      </w:r>
+      <w:proofErr w:type="spellEnd"/>
+      <w:r>
+        <w:t>']['title'])</w:t>
+      </w:r>
+    </w:p>
+    <w:p>
+      <w:r>
+        <w:t xml:space="preserve">    </w:t>
+      </w:r>
+      <w:proofErr w:type="spellStart"/>
+      <w:r>
+        <w:t>officer_sign</w:t>
+      </w:r>
+      <w:proofErr w:type="spellEnd"/>
+      <w:r>
+        <w:t xml:space="preserve"> = </w:t>
+      </w:r>
+      <w:proofErr w:type="spellStart"/>
+      <w:r>
+        <w:t>save_uploaded_file</w:t>
+      </w:r>
+      <w:proofErr w:type="spellEnd"/>
+      <w:r>
+        <w:t>(</w:t>
+      </w:r>
+      <w:proofErr w:type="spellStart"/>
+      <w:r>
+        <w:t>request.files.get</w:t>
+      </w:r>
+      <w:proofErr w:type="spellEnd"/>
+      <w:r>
+        <w:t>('</w:t>
+      </w:r>
+      <w:proofErr w:type="spellStart"/>
+      <w:r>
+        <w:t>officer_esign</w:t>
+      </w:r>
+      <w:proofErr w:type="spellEnd"/>
+      <w:r>
+        <w:t>'), '</w:t>
+      </w:r>
+      <w:proofErr w:type="spellStart"/>
+      <w:r>
+        <w:t>officer_sign</w:t>
+      </w:r>
+      <w:proofErr w:type="spellEnd"/>
+      <w:r>
+        <w:t>')</w:t>
+      </w:r>
+    </w:p>
+    <w:p>
+      <w:r>
+        <w:t xml:space="preserve">    if </w:t>
+      </w:r>
+      <w:proofErr w:type="spellStart"/>
+      <w:r>
+        <w:t>officer_sign</w:t>
+      </w:r>
+      <w:proofErr w:type="spellEnd"/>
+      <w:r>
+        <w:t>: OFFICIAL_SETTINGS['</w:t>
+      </w:r>
+      <w:proofErr w:type="spellStart"/>
+      <w:r>
+        <w:t>cultural_officer</w:t>
+      </w:r>
+      <w:proofErr w:type="spellEnd"/>
+      <w:proofErr w:type="gramStart"/>
+      <w:r>
+        <w:t>'][</w:t>
+      </w:r>
+      <w:proofErr w:type="gramEnd"/>
+      <w:r>
+        <w:t>'</w:t>
+      </w:r>
+      <w:proofErr w:type="spellStart"/>
+      <w:r>
+        <w:t>esign_path</w:t>
+      </w:r>
+      <w:proofErr w:type="spellEnd"/>
+      <w:r>
+        <w:t xml:space="preserve">'] = </w:t>
+      </w:r>
+      <w:proofErr w:type="spellStart"/>
+      <w:r>
+        <w:t>officer_sign</w:t>
+      </w:r>
+      <w:proofErr w:type="spellEnd"/>
+    </w:p>
+    <w:p>
+      <w:r>
+        <w:t xml:space="preserve">    </w:t>
+      </w:r>
+      <w:proofErr w:type="spellStart"/>
+      <w:r>
+        <w:t>officer_seal</w:t>
+      </w:r>
+      <w:proofErr w:type="spellEnd"/>
+      <w:r>
+        <w:t xml:space="preserve"> = </w:t>
+      </w:r>
+      <w:proofErr w:type="spellStart"/>
+      <w:r>
+        <w:t>save_uploaded_file</w:t>
+      </w:r>
+      <w:proofErr w:type="spellEnd"/>
+      <w:r>
+        <w:t>(</w:t>
+      </w:r>
+      <w:proofErr w:type="spellStart"/>
+      <w:r>
+        <w:t>request.files.get</w:t>
+      </w:r>
+      <w:proofErr w:type="spellEnd"/>
+      <w:r>
+        <w:t>('</w:t>
+      </w:r>
+      <w:proofErr w:type="spellStart"/>
+      <w:r>
+        <w:t>officer_eseal</w:t>
+      </w:r>
+      <w:proofErr w:type="spellEnd"/>
+      <w:r>
+        <w:t>'), '</w:t>
+      </w:r>
+      <w:proofErr w:type="spellStart"/>
+      <w:r>
+        <w:t>officer_seal</w:t>
+      </w:r>
+      <w:proofErr w:type="spellEnd"/>
+      <w:r>
+        <w:t>')</w:t>
+      </w:r>
+    </w:p>
+    <w:p>
+      <w:r>
+        <w:t xml:space="preserve">    if </w:t>
+      </w:r>
+      <w:proofErr w:type="spellStart"/>
+      <w:r>
+        <w:t>officer_seal</w:t>
+      </w:r>
+      <w:proofErr w:type="spellEnd"/>
+      <w:r>
+        <w:t>: OFFICIAL_SETTINGS['</w:t>
+      </w:r>
+      <w:proofErr w:type="spellStart"/>
+      <w:r>
+        <w:t>cultural_officer</w:t>
+      </w:r>
+      <w:proofErr w:type="spellEnd"/>
+      <w:proofErr w:type="gramStart"/>
+      <w:r>
+        <w:t>'][</w:t>
+      </w:r>
+      <w:proofErr w:type="gramEnd"/>
+      <w:r>
+        <w:t>'</w:t>
+      </w:r>
+      <w:proofErr w:type="spellStart"/>
+      <w:r>
+        <w:t>eseal_path</w:t>
+      </w:r>
+      <w:proofErr w:type="spellEnd"/>
+      <w:r>
+        <w:t xml:space="preserve">'] = </w:t>
+      </w:r>
+      <w:proofErr w:type="spellStart"/>
+      <w:r>
+        <w:t>officer_seal</w:t>
+      </w:r>
+      <w:proofErr w:type="spellEnd"/>
+    </w:p>
+    <w:p/>
+    <w:p>
+      <w:r>
+        <w:t xml:space="preserve">    # Update Dzongdag details and uploads</w:t>
+      </w:r>
+    </w:p>
+    <w:p>
+      <w:r>
+        <w:t xml:space="preserve">    OFFICIAL_SETTINGS['</w:t>
+      </w:r>
+      <w:proofErr w:type="spellStart"/>
+      <w:r>
+        <w:t>dzongdag</w:t>
+      </w:r>
+      <w:proofErr w:type="spellEnd"/>
+      <w:proofErr w:type="gramStart"/>
+      <w:r>
+        <w:t>'][</w:t>
+      </w:r>
+      <w:proofErr w:type="gramEnd"/>
+      <w:r>
+        <w:t xml:space="preserve">'name'] = </w:t>
+      </w:r>
+      <w:proofErr w:type="spellStart"/>
+      <w:r>
+        <w:t>request.form.get</w:t>
+      </w:r>
+      <w:proofErr w:type="spellEnd"/>
+      <w:r>
+        <w:t>('</w:t>
+      </w:r>
+      <w:proofErr w:type="spellStart"/>
+      <w:r>
+        <w:t>dzongdag_name</w:t>
+      </w:r>
+      <w:proofErr w:type="spellEnd"/>
+      <w:r>
+        <w:t>', OFFICIAL_SETTINGS['</w:t>
+      </w:r>
+      <w:proofErr w:type="spellStart"/>
+      <w:r>
+        <w:t>dzongdag</w:t>
+      </w:r>
+      <w:proofErr w:type="spellEnd"/>
+      <w:r>
+        <w:t>']['name'])</w:t>
+      </w:r>
+    </w:p>
+    <w:p>
+      <w:r>
+        <w:t xml:space="preserve">    OFFICIAL_SETTINGS['</w:t>
+      </w:r>
+      <w:proofErr w:type="spellStart"/>
+      <w:r>
+        <w:t>dzongdag</w:t>
+      </w:r>
+      <w:proofErr w:type="spellEnd"/>
+      <w:proofErr w:type="gramStart"/>
+      <w:r>
+        <w:t>'][</w:t>
+      </w:r>
+      <w:proofErr w:type="gramEnd"/>
+      <w:r>
+        <w:t xml:space="preserve">'title'] = </w:t>
+      </w:r>
+      <w:proofErr w:type="spellStart"/>
+      <w:r>
+        <w:t>request.form.get</w:t>
+      </w:r>
+      <w:proofErr w:type="spellEnd"/>
+      <w:r>
+        <w:t>('</w:t>
+      </w:r>
+      <w:proofErr w:type="spellStart"/>
+      <w:r>
+        <w:t>dzongdag_title</w:t>
+      </w:r>
+      <w:proofErr w:type="spellEnd"/>
+      <w:r>
+        <w:t>', OFFICIAL_SETTINGS['</w:t>
+      </w:r>
+      <w:proofErr w:type="spellStart"/>
+      <w:r>
+        <w:t>dzongdag</w:t>
+      </w:r>
+      <w:proofErr w:type="spellEnd"/>
+      <w:r>
+        <w:t>']['title'])</w:t>
+      </w:r>
+    </w:p>
+    <w:p>
+      <w:r>
+        <w:t xml:space="preserve">    </w:t>
+      </w:r>
+      <w:proofErr w:type="spellStart"/>
+      <w:r>
+        <w:t>dzongdag_sign</w:t>
+      </w:r>
+      <w:proofErr w:type="spellEnd"/>
+      <w:r>
+        <w:t xml:space="preserve"> = </w:t>
+      </w:r>
+      <w:proofErr w:type="spellStart"/>
+      <w:r>
+        <w:t>save_uploaded_file</w:t>
+      </w:r>
+      <w:proofErr w:type="spellEnd"/>
+      <w:r>
+        <w:t>(</w:t>
+      </w:r>
+      <w:proofErr w:type="spellStart"/>
+      <w:r>
+        <w:t>request.files.get</w:t>
+      </w:r>
+      <w:proofErr w:type="spellEnd"/>
+      <w:r>
+        <w:t>('</w:t>
+      </w:r>
+      <w:proofErr w:type="spellStart"/>
+      <w:r>
+        <w:t>dzongdag_esign</w:t>
+      </w:r>
+      <w:proofErr w:type="spellEnd"/>
+      <w:r>
+        <w:t>'), '</w:t>
+      </w:r>
+      <w:proofErr w:type="spellStart"/>
+      <w:r>
+        <w:t>dzongdag_sign</w:t>
+      </w:r>
+      <w:proofErr w:type="spellEnd"/>
+      <w:r>
+        <w:t>')</w:t>
+      </w:r>
+    </w:p>
+    <w:p>
+      <w:r>
+        <w:t xml:space="preserve">    if </w:t>
+      </w:r>
+      <w:proofErr w:type="spellStart"/>
+      <w:r>
+        <w:t>dzongdag_sign</w:t>
+      </w:r>
+      <w:proofErr w:type="spellEnd"/>
+      <w:r>
+        <w:t>: OFFICIAL_SETTINGS['</w:t>
+      </w:r>
+      <w:proofErr w:type="spellStart"/>
+      <w:r>
+        <w:t>dzongdag</w:t>
+      </w:r>
+      <w:proofErr w:type="spellEnd"/>
+      <w:proofErr w:type="gramStart"/>
+      <w:r>
+        <w:t>'][</w:t>
+      </w:r>
+      <w:proofErr w:type="gramEnd"/>
+      <w:r>
+        <w:t>'</w:t>
+      </w:r>
+      <w:proofErr w:type="spellStart"/>
+      <w:r>
+        <w:t>esign_path</w:t>
+      </w:r>
+      <w:proofErr w:type="spellEnd"/>
+      <w:r>
+        <w:t xml:space="preserve">'] = </w:t>
+      </w:r>
+      <w:proofErr w:type="spellStart"/>
+      <w:r>
+        <w:t>dzongdag_sign</w:t>
+      </w:r>
+      <w:proofErr w:type="spellEnd"/>
+    </w:p>
+    <w:p>
+      <w:r>
+        <w:t xml:space="preserve">    </w:t>
+      </w:r>
+      <w:proofErr w:type="spellStart"/>
+      <w:r>
+        <w:t>dzongdag_seal</w:t>
+      </w:r>
+      <w:proofErr w:type="spellEnd"/>
+      <w:r>
+        <w:t xml:space="preserve"> = </w:t>
+      </w:r>
+      <w:proofErr w:type="spellStart"/>
+      <w:r>
+        <w:t>save_uploaded_file</w:t>
+      </w:r>
+      <w:proofErr w:type="spellEnd"/>
+      <w:r>
+        <w:t>(</w:t>
+      </w:r>
+      <w:proofErr w:type="spellStart"/>
+      <w:r>
+        <w:t>request.files.get</w:t>
+      </w:r>
+      <w:proofErr w:type="spellEnd"/>
+      <w:r>
+        <w:t>('</w:t>
+      </w:r>
+      <w:proofErr w:type="spellStart"/>
+      <w:r>
+        <w:t>dzongdag_eseal</w:t>
+      </w:r>
+      <w:proofErr w:type="spellEnd"/>
+      <w:r>
+        <w:t>'), '</w:t>
+      </w:r>
+      <w:proofErr w:type="spellStart"/>
+      <w:r>
+        <w:t>dzongdag_seal</w:t>
+      </w:r>
+      <w:proofErr w:type="spellEnd"/>
+      <w:r>
+        <w:t>')</w:t>
+      </w:r>
+    </w:p>
+    <w:p>
+      <w:r>
+        <w:t xml:space="preserve">    if </w:t>
+      </w:r>
+      <w:proofErr w:type="spellStart"/>
+      <w:r>
+        <w:t>dzongdag_seal</w:t>
+      </w:r>
+      <w:proofErr w:type="spellEnd"/>
+      <w:r>
+        <w:t>: OFFICIAL_SETTINGS['</w:t>
+      </w:r>
+      <w:proofErr w:type="spellStart"/>
+      <w:r>
+        <w:t>dzongdag</w:t>
+      </w:r>
+      <w:proofErr w:type="spellEnd"/>
+      <w:proofErr w:type="gramStart"/>
+      <w:r>
+        <w:t>'][</w:t>
+      </w:r>
+      <w:proofErr w:type="gramEnd"/>
+      <w:r>
+        <w:t>'</w:t>
+      </w:r>
+      <w:proofErr w:type="spellStart"/>
+      <w:r>
+        <w:t>eseal_path</w:t>
+      </w:r>
+      <w:proofErr w:type="spellEnd"/>
+      <w:r>
+        <w:t xml:space="preserve">'] = </w:t>
+      </w:r>
+      <w:proofErr w:type="spellStart"/>
+      <w:r>
+        <w:t>dzongdag_seal</w:t>
+      </w:r>
+      <w:proofErr w:type="spellEnd"/>
+    </w:p>
+    <w:p/>
+    <w:p>
+      <w:r>
+        <w:lastRenderedPageBreak/>
+        <w:t xml:space="preserve">    return </w:t>
+      </w:r>
+      <w:proofErr w:type="gramStart"/>
+      <w:r>
+        <w:t>redirect(</w:t>
+      </w:r>
+      <w:proofErr w:type="spellStart"/>
+      <w:proofErr w:type="gramEnd"/>
+      <w:r>
+        <w:t>url_for</w:t>
+      </w:r>
+      <w:proofErr w:type="spellEnd"/>
+      <w:r>
+        <w:t xml:space="preserve">('index', </w:t>
+      </w:r>
+      <w:proofErr w:type="spellStart"/>
+      <w:r>
+        <w:t>msg</w:t>
+      </w:r>
+      <w:proofErr w:type="spellEnd"/>
+      <w:r>
+        <w:t xml:space="preserve">="Updated Signatories &amp; </w:t>
+      </w:r>
+      <w:proofErr w:type="spellStart"/>
+      <w:r>
+        <w:t>eSeals</w:t>
+      </w:r>
+      <w:proofErr w:type="spellEnd"/>
+      <w:r>
+        <w:t>!"))</w:t>
+      </w:r>
+    </w:p>
+    <w:p/>
+    <w:p>
+      <w:r>
+        <w:t>@</w:t>
+      </w:r>
+      <w:proofErr w:type="gramStart"/>
+      <w:r>
+        <w:t>app.route</w:t>
+      </w:r>
+      <w:proofErr w:type="gramEnd"/>
+      <w:r>
+        <w:t>('/submit-app', methods=['POST'])</w:t>
+      </w:r>
+    </w:p>
+    <w:p>
+      <w:r>
+        <w:t xml:space="preserve">def </w:t>
+      </w:r>
+      <w:proofErr w:type="spellStart"/>
+      <w:r>
+        <w:t>submit_</w:t>
+      </w:r>
+      <w:proofErr w:type="gramStart"/>
+      <w:r>
+        <w:t>app</w:t>
+      </w:r>
+      <w:proofErr w:type="spellEnd"/>
+      <w:r>
+        <w:t>(</w:t>
+      </w:r>
+      <w:proofErr w:type="gramEnd"/>
+      <w:r>
+        <w:t>):</w:t>
+      </w:r>
+    </w:p>
+    <w:p>
+      <w:r>
+        <w:t xml:space="preserve">    </w:t>
+      </w:r>
+      <w:proofErr w:type="spellStart"/>
+      <w:r>
+        <w:t>new_id</w:t>
+      </w:r>
+      <w:proofErr w:type="spellEnd"/>
+      <w:r>
+        <w:t xml:space="preserve"> = f"104B-TRASHIGANG-2026-{</w:t>
+      </w:r>
+      <w:proofErr w:type="spellStart"/>
+      <w:proofErr w:type="gramStart"/>
+      <w:r>
+        <w:t>len</w:t>
+      </w:r>
+      <w:proofErr w:type="spellEnd"/>
+      <w:r>
+        <w:t>(</w:t>
+      </w:r>
+      <w:proofErr w:type="gramEnd"/>
+      <w:r>
+        <w:t>APPLICATIONS)+1:03d}"</w:t>
+      </w:r>
+    </w:p>
+    <w:p>
+      <w:r>
+        <w:t xml:space="preserve">    </w:t>
+      </w:r>
+      <w:proofErr w:type="spellStart"/>
+      <w:r>
+        <w:t>APPLICATIONS.append</w:t>
+      </w:r>
+      <w:proofErr w:type="spellEnd"/>
+      <w:r>
+        <w:t>({</w:t>
+      </w:r>
+    </w:p>
+    <w:p>
+      <w:r>
+        <w:t xml:space="preserve">        'id': </w:t>
+      </w:r>
+      <w:proofErr w:type="spellStart"/>
+      <w:r>
+        <w:t>new_id</w:t>
+      </w:r>
+      <w:proofErr w:type="spellEnd"/>
+      <w:r>
+        <w:t>,</w:t>
+      </w:r>
+    </w:p>
+    <w:p>
+      <w:r>
+        <w:t xml:space="preserve">        'applicant': </w:t>
+      </w:r>
+      <w:proofErr w:type="spellStart"/>
+      <w:r>
+        <w:t>request.form.get</w:t>
+      </w:r>
+      <w:proofErr w:type="spellEnd"/>
+      <w:r>
+        <w:t>('applicant'),</w:t>
+      </w:r>
+    </w:p>
+    <w:p>
+      <w:r>
+        <w:t xml:space="preserve">        '</w:t>
+      </w:r>
+      <w:proofErr w:type="spellStart"/>
+      <w:proofErr w:type="gramStart"/>
+      <w:r>
+        <w:t>cid</w:t>
+      </w:r>
+      <w:proofErr w:type="gramEnd"/>
+      <w:r>
+        <w:t>_no</w:t>
+      </w:r>
+      <w:proofErr w:type="spellEnd"/>
+      <w:r>
+        <w:t xml:space="preserve">': </w:t>
+      </w:r>
+      <w:proofErr w:type="spellStart"/>
+      <w:r>
+        <w:t>request.form.get</w:t>
+      </w:r>
+      <w:proofErr w:type="spellEnd"/>
+      <w:r>
+        <w:t>('</w:t>
+      </w:r>
+      <w:proofErr w:type="spellStart"/>
+      <w:r>
+        <w:t>cid_no</w:t>
+      </w:r>
+      <w:proofErr w:type="spellEnd"/>
+      <w:r>
+        <w:t>'),</w:t>
+      </w:r>
+    </w:p>
+    <w:p>
+      <w:r>
+        <w:t xml:space="preserve">        '</w:t>
+      </w:r>
+      <w:proofErr w:type="spellStart"/>
+      <w:proofErr w:type="gramStart"/>
+      <w:r>
+        <w:t>construction</w:t>
+      </w:r>
+      <w:proofErr w:type="gramEnd"/>
+      <w:r>
+        <w:t>_type</w:t>
+      </w:r>
+      <w:proofErr w:type="spellEnd"/>
+      <w:r>
+        <w:t xml:space="preserve">': </w:t>
+      </w:r>
+      <w:proofErr w:type="spellStart"/>
+      <w:r>
+        <w:t>request.form.get</w:t>
+      </w:r>
+      <w:proofErr w:type="spellEnd"/>
+      <w:r>
+        <w:t>('</w:t>
+      </w:r>
+      <w:proofErr w:type="spellStart"/>
+      <w:r>
+        <w:t>construction_type</w:t>
+      </w:r>
+      <w:proofErr w:type="spellEnd"/>
+      <w:r>
+        <w:t>'),</w:t>
+      </w:r>
+    </w:p>
+    <w:p>
+      <w:r>
+        <w:t xml:space="preserve">        'site': </w:t>
+      </w:r>
+      <w:proofErr w:type="spellStart"/>
+      <w:r>
+        <w:t>request.form.get</w:t>
+      </w:r>
+      <w:proofErr w:type="spellEnd"/>
+      <w:r>
+        <w:t>('site'),</w:t>
+      </w:r>
+    </w:p>
+    <w:p>
+      <w:r>
+        <w:t xml:space="preserve">        'gewog': </w:t>
+      </w:r>
+      <w:proofErr w:type="spellStart"/>
+      <w:proofErr w:type="gramStart"/>
+      <w:r>
+        <w:t>request.form.get</w:t>
+      </w:r>
+      <w:proofErr w:type="spellEnd"/>
+      <w:r>
+        <w:t>(</w:t>
+      </w:r>
+      <w:proofErr w:type="gramEnd"/>
+      <w:r>
+        <w:t>'gewog', 'Trashigang'),</w:t>
+      </w:r>
+    </w:p>
+    <w:p>
+      <w:r>
+        <w:t xml:space="preserve">        'purpose': </w:t>
+      </w:r>
+      <w:proofErr w:type="spellStart"/>
+      <w:r>
+        <w:t>request.form.get</w:t>
+      </w:r>
+      <w:proofErr w:type="spellEnd"/>
+      <w:r>
+        <w:t>('purpose'),</w:t>
+      </w:r>
+    </w:p>
+    <w:p>
+      <w:r>
+        <w:t xml:space="preserve">        'status': 'Pending Admin Review',</w:t>
+      </w:r>
+    </w:p>
+    <w:p>
+      <w:r>
+        <w:t xml:space="preserve">        '</w:t>
+      </w:r>
+      <w:proofErr w:type="spellStart"/>
+      <w:proofErr w:type="gramStart"/>
+      <w:r>
+        <w:t>assigned</w:t>
+      </w:r>
+      <w:proofErr w:type="gramEnd"/>
+      <w:r>
+        <w:t>_to</w:t>
+      </w:r>
+      <w:proofErr w:type="spellEnd"/>
+      <w:r>
+        <w:t>': 'Both',</w:t>
+      </w:r>
+    </w:p>
+    <w:p>
+      <w:r>
+        <w:t xml:space="preserve">        'recommendation': '',</w:t>
+      </w:r>
+    </w:p>
+    <w:p>
+      <w:r>
+        <w:t xml:space="preserve">        '</w:t>
+      </w:r>
+      <w:proofErr w:type="spellStart"/>
+      <w:proofErr w:type="gramStart"/>
+      <w:r>
+        <w:t>dzongdag</w:t>
+      </w:r>
+      <w:proofErr w:type="gramEnd"/>
+      <w:r>
+        <w:t>_action</w:t>
+      </w:r>
+      <w:proofErr w:type="spellEnd"/>
+      <w:r>
+        <w:t>': 'Pending',</w:t>
+      </w:r>
+    </w:p>
+    <w:p>
+      <w:r>
+        <w:t xml:space="preserve">        '</w:t>
+      </w:r>
+      <w:proofErr w:type="spellStart"/>
+      <w:proofErr w:type="gramStart"/>
+      <w:r>
+        <w:t>dzongrab</w:t>
+      </w:r>
+      <w:proofErr w:type="gramEnd"/>
+      <w:r>
+        <w:t>_action</w:t>
+      </w:r>
+      <w:proofErr w:type="spellEnd"/>
+      <w:r>
+        <w:t>': 'Pending'</w:t>
+      </w:r>
+    </w:p>
+    <w:p>
+      <w:r>
+        <w:t xml:space="preserve">    })</w:t>
+      </w:r>
+    </w:p>
+    <w:p>
+      <w:r>
+        <w:t xml:space="preserve">    return </w:t>
+      </w:r>
+      <w:proofErr w:type="gramStart"/>
+      <w:r>
+        <w:t>redirect(</w:t>
+      </w:r>
+      <w:proofErr w:type="spellStart"/>
+      <w:proofErr w:type="gramEnd"/>
+      <w:r>
+        <w:t>url_for</w:t>
+      </w:r>
+      <w:proofErr w:type="spellEnd"/>
+      <w:r>
+        <w:t xml:space="preserve">('index', </w:t>
+      </w:r>
+      <w:proofErr w:type="spellStart"/>
+      <w:r>
+        <w:t>msg</w:t>
+      </w:r>
+      <w:proofErr w:type="spellEnd"/>
+      <w:r>
+        <w:t>=</w:t>
+      </w:r>
+      <w:proofErr w:type="spellStart"/>
+      <w:r>
+        <w:t>f"Application</w:t>
+      </w:r>
+      <w:proofErr w:type="spellEnd"/>
+      <w:r>
+        <w:t xml:space="preserve"> {</w:t>
+      </w:r>
+      <w:proofErr w:type="spellStart"/>
+      <w:r>
+        <w:t>new_id</w:t>
+      </w:r>
+      <w:proofErr w:type="spellEnd"/>
+      <w:r>
+        <w:t>} submitted successfully!"))</w:t>
+      </w:r>
+    </w:p>
+    <w:p/>
+    <w:p>
+      <w:r>
+        <w:t>@</w:t>
+      </w:r>
+      <w:proofErr w:type="gramStart"/>
+      <w:r>
+        <w:t>app.route</w:t>
+      </w:r>
+      <w:proofErr w:type="gramEnd"/>
+      <w:r>
+        <w:t>('/admin-action', methods=['POST'])</w:t>
+      </w:r>
+    </w:p>
+    <w:p>
+      <w:r>
+        <w:t xml:space="preserve">def </w:t>
+      </w:r>
+      <w:proofErr w:type="spellStart"/>
+      <w:r>
+        <w:t>admin_</w:t>
+      </w:r>
+      <w:proofErr w:type="gramStart"/>
+      <w:r>
+        <w:t>action</w:t>
+      </w:r>
+      <w:proofErr w:type="spellEnd"/>
+      <w:r>
+        <w:t>(</w:t>
+      </w:r>
+      <w:proofErr w:type="gramEnd"/>
+      <w:r>
+        <w:t>):</w:t>
+      </w:r>
+    </w:p>
+    <w:p>
+      <w:r>
+        <w:t xml:space="preserve">    if CURRENT_</w:t>
+      </w:r>
+      <w:proofErr w:type="gramStart"/>
+      <w:r>
+        <w:t>ROLE !</w:t>
+      </w:r>
+      <w:proofErr w:type="gramEnd"/>
+      <w:r>
+        <w:t>= 'Admin':</w:t>
+      </w:r>
+    </w:p>
+    <w:p>
+      <w:r>
+        <w:t xml:space="preserve">        return </w:t>
+      </w:r>
+      <w:proofErr w:type="gramStart"/>
+      <w:r>
+        <w:t>redirect(</w:t>
+      </w:r>
+      <w:proofErr w:type="spellStart"/>
+      <w:proofErr w:type="gramEnd"/>
+      <w:r>
+        <w:t>url_for</w:t>
+      </w:r>
+      <w:proofErr w:type="spellEnd"/>
+      <w:r>
+        <w:t xml:space="preserve">('index', </w:t>
+      </w:r>
+      <w:proofErr w:type="spellStart"/>
+      <w:r>
+        <w:t>msg</w:t>
+      </w:r>
+      <w:proofErr w:type="spellEnd"/>
+      <w:r>
+        <w:t>="Unauthorized action!"))</w:t>
+      </w:r>
+    </w:p>
+    <w:p>
+      <w:r>
+        <w:t xml:space="preserve">    </w:t>
+      </w:r>
+    </w:p>
+    <w:p>
+      <w:r>
+        <w:t xml:space="preserve">    </w:t>
+      </w:r>
+      <w:proofErr w:type="spellStart"/>
+      <w:r>
+        <w:t>app_id</w:t>
+      </w:r>
+      <w:proofErr w:type="spellEnd"/>
+      <w:r>
+        <w:t xml:space="preserve"> = </w:t>
+      </w:r>
+      <w:proofErr w:type="spellStart"/>
+      <w:r>
+        <w:t>request.form.get</w:t>
+      </w:r>
+      <w:proofErr w:type="spellEnd"/>
+      <w:r>
+        <w:t>('</w:t>
+      </w:r>
+      <w:proofErr w:type="spellStart"/>
+      <w:r>
+        <w:t>app_id</w:t>
+      </w:r>
+      <w:proofErr w:type="spellEnd"/>
+      <w:r>
+        <w:t>')</w:t>
+      </w:r>
+    </w:p>
+    <w:p>
+      <w:r>
+        <w:t xml:space="preserve">    </w:t>
+      </w:r>
+      <w:proofErr w:type="spellStart"/>
+      <w:r>
+        <w:t>target_official</w:t>
+      </w:r>
+      <w:proofErr w:type="spellEnd"/>
+      <w:r>
+        <w:t xml:space="preserve"> = </w:t>
+      </w:r>
+      <w:proofErr w:type="spellStart"/>
+      <w:proofErr w:type="gramStart"/>
+      <w:r>
+        <w:t>request.form.get</w:t>
+      </w:r>
+      <w:proofErr w:type="spellEnd"/>
+      <w:r>
+        <w:t>(</w:t>
+      </w:r>
+      <w:proofErr w:type="gramEnd"/>
+      <w:r>
+        <w:t>'</w:t>
+      </w:r>
+      <w:proofErr w:type="spellStart"/>
+      <w:r>
+        <w:t>target_official</w:t>
+      </w:r>
+      <w:proofErr w:type="spellEnd"/>
+      <w:r>
+        <w:t>', 'Both')</w:t>
+      </w:r>
+    </w:p>
+    <w:p>
+      <w:r>
+        <w:t xml:space="preserve">    recommendation = </w:t>
+      </w:r>
+      <w:proofErr w:type="spellStart"/>
+      <w:proofErr w:type="gramStart"/>
+      <w:r>
+        <w:t>request.form.get</w:t>
+      </w:r>
+      <w:proofErr w:type="spellEnd"/>
+      <w:r>
+        <w:t>(</w:t>
+      </w:r>
+      <w:proofErr w:type="gramEnd"/>
+      <w:r>
+        <w:t>'recommendation', '')</w:t>
+      </w:r>
+    </w:p>
+    <w:p>
+      <w:r>
+        <w:t xml:space="preserve">    </w:t>
+      </w:r>
+    </w:p>
+    <w:p>
+      <w:r>
+        <w:t xml:space="preserve">    for item in APPLICATIONS:</w:t>
+      </w:r>
+    </w:p>
+    <w:p>
+      <w:r>
+        <w:t xml:space="preserve">        if item['id'] == </w:t>
+      </w:r>
+      <w:proofErr w:type="spellStart"/>
+      <w:r>
+        <w:t>app_id</w:t>
+      </w:r>
+      <w:proofErr w:type="spellEnd"/>
+      <w:r>
+        <w:t>:</w:t>
+      </w:r>
+    </w:p>
+    <w:p>
+      <w:r>
+        <w:t xml:space="preserve">            item['</w:t>
+      </w:r>
+      <w:proofErr w:type="spellStart"/>
+      <w:r>
+        <w:t>assigned_to</w:t>
+      </w:r>
+      <w:proofErr w:type="spellEnd"/>
+      <w:r>
+        <w:t xml:space="preserve">'] = </w:t>
+      </w:r>
+      <w:proofErr w:type="spellStart"/>
+      <w:r>
+        <w:t>target_official</w:t>
+      </w:r>
+      <w:proofErr w:type="spellEnd"/>
+    </w:p>
+    <w:p>
+      <w:r>
+        <w:t xml:space="preserve">            item['recommendation'] = recommendation</w:t>
+      </w:r>
+    </w:p>
+    <w:p>
+      <w:r>
+        <w:t xml:space="preserve">            item['status'] = </w:t>
+      </w:r>
+      <w:proofErr w:type="spellStart"/>
+      <w:r>
+        <w:t>f"Pending</w:t>
+      </w:r>
+      <w:proofErr w:type="spellEnd"/>
+      <w:r>
+        <w:t xml:space="preserve"> Review by {</w:t>
+      </w:r>
+      <w:proofErr w:type="spellStart"/>
+      <w:r>
+        <w:t>target_official</w:t>
+      </w:r>
+      <w:proofErr w:type="spellEnd"/>
+      <w:r>
+        <w:t xml:space="preserve"> if </w:t>
+      </w:r>
+      <w:proofErr w:type="spellStart"/>
+      <w:r>
+        <w:t>target_</w:t>
+      </w:r>
+      <w:proofErr w:type="gramStart"/>
+      <w:r>
+        <w:t>official</w:t>
+      </w:r>
+      <w:proofErr w:type="spellEnd"/>
+      <w:r>
+        <w:t xml:space="preserve"> !</w:t>
+      </w:r>
+      <w:proofErr w:type="gramEnd"/>
+      <w:r>
+        <w:t>= 'Both' else 'Supervisors'}"</w:t>
+      </w:r>
+    </w:p>
+    <w:p>
+      <w:r>
+        <w:lastRenderedPageBreak/>
+        <w:t xml:space="preserve">            item['</w:t>
+      </w:r>
+      <w:proofErr w:type="spellStart"/>
+      <w:r>
+        <w:t>dzongdag_action</w:t>
+      </w:r>
+      <w:proofErr w:type="spellEnd"/>
+      <w:r>
+        <w:t>'] = 'Pending'</w:t>
+      </w:r>
+    </w:p>
+    <w:p>
+      <w:r>
+        <w:t xml:space="preserve">            item['</w:t>
+      </w:r>
+      <w:proofErr w:type="spellStart"/>
+      <w:r>
+        <w:t>dzongrab_action</w:t>
+      </w:r>
+      <w:proofErr w:type="spellEnd"/>
+      <w:r>
+        <w:t>'] = 'Pending'</w:t>
+      </w:r>
+    </w:p>
+    <w:p>
+      <w:r>
+        <w:t xml:space="preserve">            </w:t>
+      </w:r>
+    </w:p>
+    <w:p>
+      <w:r>
+        <w:t xml:space="preserve">    return </w:t>
+      </w:r>
+      <w:proofErr w:type="gramStart"/>
+      <w:r>
+        <w:t>redirect(</w:t>
+      </w:r>
+      <w:proofErr w:type="spellStart"/>
+      <w:proofErr w:type="gramEnd"/>
+      <w:r>
+        <w:t>url_for</w:t>
+      </w:r>
+      <w:proofErr w:type="spellEnd"/>
+      <w:r>
+        <w:t xml:space="preserve">('index', </w:t>
+      </w:r>
+      <w:proofErr w:type="spellStart"/>
+      <w:r>
+        <w:t>msg</w:t>
+      </w:r>
+      <w:proofErr w:type="spellEnd"/>
+      <w:r>
+        <w:t>=</w:t>
+      </w:r>
+      <w:proofErr w:type="spellStart"/>
+      <w:r>
+        <w:t>f"Forwarded</w:t>
+      </w:r>
+      <w:proofErr w:type="spellEnd"/>
+      <w:r>
+        <w:t xml:space="preserve"> {</w:t>
+      </w:r>
+      <w:proofErr w:type="spellStart"/>
+      <w:r>
+        <w:t>app_id</w:t>
+      </w:r>
+      <w:proofErr w:type="spellEnd"/>
+      <w:r>
+        <w:t>} to {</w:t>
+      </w:r>
+      <w:proofErr w:type="spellStart"/>
+      <w:r>
+        <w:t>target_official</w:t>
+      </w:r>
+      <w:proofErr w:type="spellEnd"/>
+      <w:r>
+        <w:t>}."))</w:t>
+      </w:r>
+    </w:p>
+    <w:p/>
+    <w:p>
+      <w:r>
+        <w:t>@</w:t>
+      </w:r>
+      <w:proofErr w:type="gramStart"/>
+      <w:r>
+        <w:t>app.route</w:t>
+      </w:r>
+      <w:proofErr w:type="gramEnd"/>
+      <w:r>
+        <w:t>('/supervisor-action', methods=['POST'])</w:t>
+      </w:r>
+    </w:p>
+    <w:p>
+      <w:r>
+        <w:t xml:space="preserve">def </w:t>
+      </w:r>
+      <w:proofErr w:type="spellStart"/>
+      <w:r>
+        <w:t>supervisor_</w:t>
+      </w:r>
+      <w:proofErr w:type="gramStart"/>
+      <w:r>
+        <w:t>action</w:t>
+      </w:r>
+      <w:proofErr w:type="spellEnd"/>
+      <w:r>
+        <w:t>(</w:t>
+      </w:r>
+      <w:proofErr w:type="gramEnd"/>
+      <w:r>
+        <w:t>):</w:t>
+      </w:r>
+    </w:p>
+    <w:p>
+      <w:r>
+        <w:t xml:space="preserve">    if CURRENT_ROLE not in ['Dzongdag', 'Dzongrab']:</w:t>
+      </w:r>
+    </w:p>
+    <w:p>
+      <w:r>
+        <w:t xml:space="preserve">        return </w:t>
+      </w:r>
+      <w:proofErr w:type="gramStart"/>
+      <w:r>
+        <w:t>redirect(</w:t>
+      </w:r>
+      <w:proofErr w:type="spellStart"/>
+      <w:proofErr w:type="gramEnd"/>
+      <w:r>
+        <w:t>url_for</w:t>
+      </w:r>
+      <w:proofErr w:type="spellEnd"/>
+      <w:r>
+        <w:t xml:space="preserve">('index', </w:t>
+      </w:r>
+      <w:proofErr w:type="spellStart"/>
+      <w:r>
+        <w:t>msg</w:t>
+      </w:r>
+      <w:proofErr w:type="spellEnd"/>
+      <w:r>
+        <w:t>="Unauthorized action!"))</w:t>
+      </w:r>
+    </w:p>
+    <w:p>
+      <w:r>
+        <w:t xml:space="preserve">    </w:t>
+      </w:r>
+    </w:p>
+    <w:p>
+      <w:r>
+        <w:t xml:space="preserve">    </w:t>
+      </w:r>
+      <w:proofErr w:type="spellStart"/>
+      <w:r>
+        <w:t>app_id</w:t>
+      </w:r>
+      <w:proofErr w:type="spellEnd"/>
+      <w:r>
+        <w:t xml:space="preserve"> = </w:t>
+      </w:r>
+      <w:proofErr w:type="spellStart"/>
+      <w:r>
+        <w:t>request.form.get</w:t>
+      </w:r>
+      <w:proofErr w:type="spellEnd"/>
+      <w:r>
+        <w:t>('</w:t>
+      </w:r>
+      <w:proofErr w:type="spellStart"/>
+      <w:r>
+        <w:t>app_id</w:t>
+      </w:r>
+      <w:proofErr w:type="spellEnd"/>
+      <w:r>
+        <w:t>')</w:t>
+      </w:r>
+    </w:p>
+    <w:p>
+      <w:r>
+        <w:t xml:space="preserve">    </w:t>
+      </w:r>
+      <w:proofErr w:type="spellStart"/>
+      <w:r>
+        <w:t>action_type</w:t>
+      </w:r>
+      <w:proofErr w:type="spellEnd"/>
+      <w:r>
+        <w:t xml:space="preserve"> = </w:t>
+      </w:r>
+      <w:proofErr w:type="spellStart"/>
+      <w:r>
+        <w:t>request.form.get</w:t>
+      </w:r>
+      <w:proofErr w:type="spellEnd"/>
+      <w:r>
+        <w:t>('</w:t>
+      </w:r>
+      <w:proofErr w:type="spellStart"/>
+      <w:r>
+        <w:t>action_type</w:t>
+      </w:r>
+      <w:proofErr w:type="spellEnd"/>
+      <w:r>
+        <w:t>')</w:t>
+      </w:r>
+    </w:p>
+    <w:p>
+      <w:r>
+        <w:t xml:space="preserve">    </w:t>
+      </w:r>
+    </w:p>
+    <w:p>
+      <w:r>
+        <w:t xml:space="preserve">    for item in APPLICATIONS:</w:t>
+      </w:r>
+    </w:p>
+    <w:p>
+      <w:r>
+        <w:t xml:space="preserve">        if item['id'] == </w:t>
+      </w:r>
+      <w:proofErr w:type="spellStart"/>
+      <w:r>
+        <w:t>app_id</w:t>
+      </w:r>
+      <w:proofErr w:type="spellEnd"/>
+      <w:r>
+        <w:t>:</w:t>
+      </w:r>
+    </w:p>
+    <w:p>
+      <w:r>
+        <w:t xml:space="preserve">            if </w:t>
+      </w:r>
+      <w:proofErr w:type="spellStart"/>
+      <w:r>
+        <w:t>action_type</w:t>
+      </w:r>
+      <w:proofErr w:type="spellEnd"/>
+      <w:r>
+        <w:t xml:space="preserve"> == '</w:t>
+      </w:r>
+      <w:proofErr w:type="spellStart"/>
+      <w:r>
+        <w:t>approve_agency</w:t>
+      </w:r>
+      <w:proofErr w:type="spellEnd"/>
+      <w:r>
+        <w:t>':</w:t>
+      </w:r>
+    </w:p>
+    <w:p>
+      <w:r>
+        <w:t xml:space="preserve">                if CURRENT_ROLE == 'Dzongdag':</w:t>
+      </w:r>
+    </w:p>
+    <w:p>
+      <w:r>
+        <w:t xml:space="preserve">                    item['</w:t>
+      </w:r>
+      <w:proofErr w:type="spellStart"/>
+      <w:r>
+        <w:t>dzongdag_action</w:t>
+      </w:r>
+      <w:proofErr w:type="spellEnd"/>
+      <w:r>
+        <w:t>'] = 'Approved'</w:t>
+      </w:r>
+    </w:p>
+    <w:p>
+      <w:r>
+        <w:t xml:space="preserve">                </w:t>
+      </w:r>
+      <w:proofErr w:type="spellStart"/>
+      <w:r>
+        <w:t>elif</w:t>
+      </w:r>
+      <w:proofErr w:type="spellEnd"/>
+      <w:r>
+        <w:t xml:space="preserve"> CURRENT_ROLE == 'Dzongrab':</w:t>
+      </w:r>
+    </w:p>
+    <w:p>
+      <w:r>
+        <w:t xml:space="preserve">                    item['</w:t>
+      </w:r>
+      <w:proofErr w:type="spellStart"/>
+      <w:r>
+        <w:t>dzongrab_action</w:t>
+      </w:r>
+      <w:proofErr w:type="spellEnd"/>
+      <w:r>
+        <w:t>'] = 'Approved'</w:t>
+      </w:r>
+    </w:p>
+    <w:p>
+      <w:r>
+        <w:t xml:space="preserve">                </w:t>
+      </w:r>
+    </w:p>
+    <w:p>
+      <w:r>
+        <w:t xml:space="preserve">                item['status'] = 'Approved &amp; Endorsed'</w:t>
+      </w:r>
+    </w:p>
+    <w:p/>
+    <w:p>
+      <w:r>
+        <w:t xml:space="preserve">            </w:t>
+      </w:r>
+      <w:proofErr w:type="spellStart"/>
+      <w:r>
+        <w:t>elif</w:t>
+      </w:r>
+      <w:proofErr w:type="spellEnd"/>
+      <w:r>
+        <w:t xml:space="preserve"> </w:t>
+      </w:r>
+      <w:proofErr w:type="spellStart"/>
+      <w:r>
+        <w:t>action_type</w:t>
+      </w:r>
+      <w:proofErr w:type="spellEnd"/>
+      <w:r>
+        <w:t xml:space="preserve"> == '</w:t>
+      </w:r>
+      <w:proofErr w:type="spellStart"/>
+      <w:r>
+        <w:t>return_admin</w:t>
+      </w:r>
+      <w:proofErr w:type="spellEnd"/>
+      <w:r>
+        <w:t>':</w:t>
+      </w:r>
+    </w:p>
+    <w:p>
+      <w:r>
+        <w:t xml:space="preserve">                item['status'] = </w:t>
+      </w:r>
+      <w:proofErr w:type="spellStart"/>
+      <w:r>
+        <w:t>f"Returned</w:t>
+      </w:r>
+      <w:proofErr w:type="spellEnd"/>
+      <w:r>
+        <w:t xml:space="preserve"> to Cultural Officer by {CURRENT_ROLE}"</w:t>
+      </w:r>
+    </w:p>
+    <w:p>
+      <w:r>
+        <w:t xml:space="preserve">                item['</w:t>
+      </w:r>
+      <w:proofErr w:type="spellStart"/>
+      <w:r>
+        <w:t>dzongdag_action</w:t>
+      </w:r>
+      <w:proofErr w:type="spellEnd"/>
+      <w:r>
+        <w:t>'] = 'Pending'</w:t>
+      </w:r>
+    </w:p>
+    <w:p>
+      <w:r>
+        <w:t xml:space="preserve">                item['</w:t>
+      </w:r>
+      <w:proofErr w:type="spellStart"/>
+      <w:r>
+        <w:t>dzongrab_action</w:t>
+      </w:r>
+      <w:proofErr w:type="spellEnd"/>
+      <w:r>
+        <w:t>'] = 'Pending'</w:t>
+      </w:r>
+    </w:p>
+    <w:p/>
+    <w:p>
+      <w:r>
+        <w:t xml:space="preserve">    return </w:t>
+      </w:r>
+      <w:proofErr w:type="gramStart"/>
+      <w:r>
+        <w:t>redirect(</w:t>
+      </w:r>
+      <w:proofErr w:type="spellStart"/>
+      <w:proofErr w:type="gramEnd"/>
+      <w:r>
+        <w:t>url_for</w:t>
+      </w:r>
+      <w:proofErr w:type="spellEnd"/>
+      <w:r>
+        <w:t xml:space="preserve">('index', </w:t>
+      </w:r>
+      <w:proofErr w:type="spellStart"/>
+      <w:r>
+        <w:t>msg</w:t>
+      </w:r>
+      <w:proofErr w:type="spellEnd"/>
+      <w:r>
+        <w:t>=f"{CURRENT_ROLE} processed action for {</w:t>
+      </w:r>
+      <w:proofErr w:type="spellStart"/>
+      <w:r>
+        <w:t>app_id</w:t>
+      </w:r>
+      <w:proofErr w:type="spellEnd"/>
+      <w:r>
+        <w:t>}"))</w:t>
+      </w:r>
+    </w:p>
+    <w:p/>
+    <w:p>
+      <w:r>
+        <w:t xml:space="preserve">def </w:t>
+      </w:r>
+      <w:proofErr w:type="spellStart"/>
+      <w:r>
+        <w:t>draw_header_</w:t>
+      </w:r>
+      <w:proofErr w:type="gramStart"/>
+      <w:r>
+        <w:t>footer</w:t>
+      </w:r>
+      <w:proofErr w:type="spellEnd"/>
+      <w:r>
+        <w:t>(</w:t>
+      </w:r>
+      <w:proofErr w:type="gramEnd"/>
+      <w:r>
+        <w:t>canvas, doc):</w:t>
+      </w:r>
+    </w:p>
+    <w:p>
+      <w:r>
+        <w:t xml:space="preserve">    """Draws custom header/footer images on the PDF canvas if they exist."""</w:t>
+      </w:r>
+    </w:p>
+    <w:p>
+      <w:r>
+        <w:t xml:space="preserve">    </w:t>
+      </w:r>
+      <w:proofErr w:type="spellStart"/>
+      <w:proofErr w:type="gramStart"/>
+      <w:r>
+        <w:t>canvas.saveState</w:t>
+      </w:r>
+      <w:proofErr w:type="spellEnd"/>
+      <w:proofErr w:type="gramEnd"/>
+      <w:r>
+        <w:t>()</w:t>
+      </w:r>
+    </w:p>
+    <w:p>
+      <w:r>
+        <w:t xml:space="preserve">    </w:t>
+      </w:r>
+    </w:p>
+    <w:p>
+      <w:r>
+        <w:t xml:space="preserve">    </w:t>
+      </w:r>
+      <w:proofErr w:type="spellStart"/>
+      <w:r>
+        <w:t>header_img</w:t>
+      </w:r>
+      <w:proofErr w:type="spellEnd"/>
+      <w:r>
+        <w:t xml:space="preserve"> = 'header.png'</w:t>
+      </w:r>
+    </w:p>
+    <w:p>
+      <w:r>
+        <w:t xml:space="preserve">    </w:t>
+      </w:r>
+      <w:proofErr w:type="spellStart"/>
+      <w:r>
+        <w:t>footer_img</w:t>
+      </w:r>
+      <w:proofErr w:type="spellEnd"/>
+      <w:r>
+        <w:t xml:space="preserve"> = 'footer.png'</w:t>
+      </w:r>
+    </w:p>
+    <w:p/>
+    <w:p>
+      <w:r>
+        <w:t xml:space="preserve">    # Header canvas drawing</w:t>
+      </w:r>
+    </w:p>
+    <w:p>
+      <w:r>
+        <w:t xml:space="preserve">    if </w:t>
+      </w:r>
+      <w:proofErr w:type="spellStart"/>
+      <w:proofErr w:type="gramStart"/>
+      <w:r>
+        <w:t>os.path</w:t>
+      </w:r>
+      <w:proofErr w:type="gramEnd"/>
+      <w:r>
+        <w:t>.exists</w:t>
+      </w:r>
+      <w:proofErr w:type="spellEnd"/>
+      <w:r>
+        <w:t>(</w:t>
+      </w:r>
+      <w:proofErr w:type="spellStart"/>
+      <w:r>
+        <w:t>header_img</w:t>
+      </w:r>
+      <w:proofErr w:type="spellEnd"/>
+      <w:r>
+        <w:t>):</w:t>
+      </w:r>
+    </w:p>
+    <w:p>
+      <w:r>
+        <w:t xml:space="preserve">        </w:t>
+      </w:r>
+      <w:proofErr w:type="spellStart"/>
+      <w:proofErr w:type="gramStart"/>
+      <w:r>
+        <w:t>canvas.drawImage</w:t>
+      </w:r>
+      <w:proofErr w:type="spellEnd"/>
+      <w:proofErr w:type="gramEnd"/>
+      <w:r>
+        <w:t>(</w:t>
+      </w:r>
+      <w:proofErr w:type="spellStart"/>
+      <w:r>
+        <w:t>header_img</w:t>
+      </w:r>
+      <w:proofErr w:type="spellEnd"/>
+      <w:r>
+        <w:t xml:space="preserve">, 30, 680, width=552, height=100, </w:t>
+      </w:r>
+      <w:proofErr w:type="spellStart"/>
+      <w:r>
+        <w:t>preserveAspectRatio</w:t>
+      </w:r>
+      <w:proofErr w:type="spellEnd"/>
+      <w:r>
+        <w:t>=True, mask='auto')</w:t>
+      </w:r>
+    </w:p>
+    <w:p>
+      <w:r>
+        <w:t xml:space="preserve">    else:</w:t>
+      </w:r>
+    </w:p>
+    <w:p>
+      <w:r>
+        <w:t xml:space="preserve">        </w:t>
+      </w:r>
+      <w:proofErr w:type="spellStart"/>
+      <w:proofErr w:type="gramStart"/>
+      <w:r>
+        <w:t>canvas.setFont</w:t>
+      </w:r>
+      <w:proofErr w:type="spellEnd"/>
+      <w:proofErr w:type="gramEnd"/>
+      <w:r>
+        <w:t>('Helvetica-Bold', 12)</w:t>
+      </w:r>
+    </w:p>
+    <w:p>
+      <w:r>
+        <w:t xml:space="preserve">        </w:t>
+      </w:r>
+      <w:proofErr w:type="spellStart"/>
+      <w:proofErr w:type="gramStart"/>
+      <w:r>
+        <w:t>canvas.setFillColor</w:t>
+      </w:r>
+      <w:proofErr w:type="spellEnd"/>
+      <w:proofErr w:type="gramEnd"/>
+      <w:r>
+        <w:t>(</w:t>
+      </w:r>
+      <w:proofErr w:type="spellStart"/>
+      <w:r>
+        <w:t>colors.HexColor</w:t>
+      </w:r>
+      <w:proofErr w:type="spellEnd"/>
+      <w:r>
+        <w:t>('#6B1D1D'))</w:t>
+      </w:r>
+    </w:p>
+    <w:p>
+      <w:r>
+        <w:t xml:space="preserve">        </w:t>
+      </w:r>
+      <w:proofErr w:type="spellStart"/>
+      <w:proofErr w:type="gramStart"/>
+      <w:r>
+        <w:t>canvas.drawCentredString</w:t>
+      </w:r>
+      <w:proofErr w:type="spellEnd"/>
+      <w:proofErr w:type="gramEnd"/>
+      <w:r>
+        <w:t>(306, 750, "ROYAL GOVERNMENT OF BHUTAN")</w:t>
+      </w:r>
+    </w:p>
+    <w:p>
+      <w:r>
+        <w:t xml:space="preserve">        </w:t>
+      </w:r>
+      <w:proofErr w:type="spellStart"/>
+      <w:proofErr w:type="gramStart"/>
+      <w:r>
+        <w:t>canvas.setFont</w:t>
+      </w:r>
+      <w:proofErr w:type="spellEnd"/>
+      <w:proofErr w:type="gramEnd"/>
+      <w:r>
+        <w:t>('Helvetica', 10)</w:t>
+      </w:r>
+    </w:p>
+    <w:p>
+      <w:r>
+        <w:t xml:space="preserve">        </w:t>
+      </w:r>
+      <w:proofErr w:type="spellStart"/>
+      <w:proofErr w:type="gramStart"/>
+      <w:r>
+        <w:t>canvas.setFillColor</w:t>
+      </w:r>
+      <w:proofErr w:type="spellEnd"/>
+      <w:proofErr w:type="gramEnd"/>
+      <w:r>
+        <w:t>(</w:t>
+      </w:r>
+      <w:proofErr w:type="spellStart"/>
+      <w:r>
+        <w:t>colors.HexColor</w:t>
+      </w:r>
+      <w:proofErr w:type="spellEnd"/>
+      <w:r>
+        <w:t>('#333333'))</w:t>
+      </w:r>
+    </w:p>
+    <w:p>
       <w:pPr>
-        <w:pStyle w:val="NormalWeb"/>
+        <w:pStyle w:val="Header"/>
+        <w:ind w:right="-330"/>
+        <w:jc w:val="center"/>
+        <w:rPr>
+          <w:rFonts w:ascii="Corsiva Hebrew" w:eastAsia="Arial Unicode MS" w:hAnsi="Corsiva Hebrew" w:cs="Corsiva Hebrew"/>
+          <w:b/>
+          <w:bCs/>
+          <w:sz w:val="52"/>
+          <w:szCs w:val="52"/>
+          <w:cs/>
+          <w:lang w:val="is-IS" w:bidi="bo-CN"/>
+        </w:rPr>
       </w:pPr>
-      <w:proofErr w:type="gramStart"/>
+      <w:r>
+        <w:t xml:space="preserve">        </w:t>
+      </w:r>
+      <w:proofErr w:type="spellStart"/>
+      <w:proofErr w:type="gramStart"/>
+      <w:r>
+        <w:t>canvas.drawCentredString</w:t>
+      </w:r>
+      <w:proofErr w:type="spellEnd"/>
+      <w:proofErr w:type="gramEnd"/>
+      <w:r>
+        <w:t>(306, 736, "</w:t>
+      </w:r>
       <w:r>
         <w:rPr>
-          <w:rFonts w:hAnsi="Symbol"/>
+          <w:rFonts w:ascii="Arial" w:eastAsia="Arial Unicode MS" w:hAnsi="Arial" w:cs="Baghdad"/>
+          <w:b/>
+          <w:bCs/>
+          <w:noProof/>
+          <w:sz w:val="26"/>
+          <w:szCs w:val="26"/>
         </w:rPr>
-        <w:t></w:t>
-      </w:r>
-      <w:r>
+        <mc:AlternateContent>
+          <mc:Choice Requires="wpg">
+            <w:drawing>
+              <wp:anchor distT="0" distB="0" distL="114300" distR="114300" simplePos="0" relativeHeight="251659264" behindDoc="0" locked="0" layoutInCell="1" allowOverlap="1" wp14:anchorId="3B076510" wp14:editId="25BCFA05">
+                <wp:simplePos x="0" y="0"/>
+                <wp:positionH relativeFrom="column">
+                  <wp:posOffset>-403169</wp:posOffset>
+                </wp:positionH>
+                <wp:positionV relativeFrom="paragraph">
+                  <wp:posOffset>236830</wp:posOffset>
+                </wp:positionV>
+                <wp:extent cx="6951432" cy="1544320"/>
+                <wp:effectExtent l="0" t="0" r="0" b="17780"/>
+                <wp:wrapNone/>
+                <wp:docPr id="517404604" name="Group 1"/>
+                <wp:cNvGraphicFramePr/>
+                <a:graphic xmlns:a="http://schemas.openxmlformats.org/drawingml/2006/main">
+                  <a:graphicData uri="http://schemas.microsoft.com/office/word/2010/wordprocessingGroup">
+                    <wpg:wgp>
+                      <wpg:cNvGrpSpPr/>
+                      <wpg:grpSpPr>
+                        <a:xfrm>
+                          <a:off x="0" y="0"/>
+                          <a:ext cx="6951432" cy="1544320"/>
+                          <a:chOff x="165270" y="-2"/>
+                          <a:chExt cx="6647957" cy="2040736"/>
+                        </a:xfrm>
+                      </wpg:grpSpPr>
+                      <pic:pic xmlns:pic="http://schemas.openxmlformats.org/drawingml/2006/picture">
+                        <pic:nvPicPr>
+                          <pic:cNvPr id="1488106457" name="Picture 1488106457" descr="EmblemFinal"/>
+                          <pic:cNvPicPr>
+                            <a:picLocks noChangeAspect="1"/>
+                          </pic:cNvPicPr>
+                        </pic:nvPicPr>
+                        <pic:blipFill>
+                          <a:blip r:embed="rId7" cstate="print">
+                            <a:extLst>
+                              <a:ext uri="{28A0092B-C50C-407E-A947-70E740481C1C}">
+                                <a14:useLocalDpi xmlns:a14="http://schemas.microsoft.com/office/drawing/2010/main" val="0"/>
+                              </a:ext>
+                            </a:extLst>
+                          </a:blip>
+                          <a:srcRect/>
+                          <a:stretch>
+                            <a:fillRect/>
+                          </a:stretch>
+                        </pic:blipFill>
+                        <pic:spPr bwMode="auto">
+                          <a:xfrm>
+                            <a:off x="165270" y="10633"/>
+                            <a:ext cx="1603185" cy="1933805"/>
+                          </a:xfrm>
+                          <a:prstGeom prst="rect">
+                            <a:avLst/>
+                          </a:prstGeom>
+                          <a:noFill/>
+                        </pic:spPr>
+                      </pic:pic>
+                      <wps:wsp>
+                        <wps:cNvPr id="191604570" name="Line 3"/>
+                        <wps:cNvCnPr>
+                          <a:cxnSpLocks/>
+                        </wps:cNvCnPr>
+                        <wps:spPr bwMode="auto">
+                          <a:xfrm>
+                            <a:off x="544230" y="2040734"/>
+                            <a:ext cx="5888204" cy="0"/>
+                          </a:xfrm>
+                          <a:prstGeom prst="line">
+                            <a:avLst/>
+                          </a:prstGeom>
+                          <a:ln>
+                            <a:headEnd/>
+                            <a:tailEnd/>
+                          </a:ln>
+                        </wps:spPr>
+                        <wps:style>
+                          <a:lnRef idx="3">
+                            <a:schemeClr val="accent2"/>
+                          </a:lnRef>
+                          <a:fillRef idx="0">
+                            <a:schemeClr val="accent2"/>
+                          </a:fillRef>
+                          <a:effectRef idx="2">
+                            <a:schemeClr val="accent2"/>
+                          </a:effectRef>
+                          <a:fontRef idx="minor">
+                            <a:schemeClr val="tx1"/>
+                          </a:fontRef>
+                        </wps:style>
+                        <wps:bodyPr/>
+                      </wps:wsp>
+                      <wps:wsp>
+                        <wps:cNvPr id="681278260" name="Text Box 681278260"/>
+                        <wps:cNvSpPr txBox="1"/>
+                        <wps:spPr>
+                          <a:xfrm>
+                            <a:off x="5051637" y="-2"/>
+                            <a:ext cx="1761590" cy="1353540"/>
+                          </a:xfrm>
+                          <a:prstGeom prst="rect">
+                            <a:avLst/>
+                          </a:prstGeom>
+                          <a:noFill/>
+                          <a:ln w="6350">
+                            <a:noFill/>
+                          </a:ln>
+                          <a:effectLst/>
+                        </wps:spPr>
+                        <wps:style>
+                          <a:lnRef idx="0">
+                            <a:schemeClr val="accent1"/>
+                          </a:lnRef>
+                          <a:fillRef idx="0">
+                            <a:schemeClr val="accent1"/>
+                          </a:fillRef>
+                          <a:effectRef idx="0">
+                            <a:schemeClr val="accent1"/>
+                          </a:effectRef>
+                          <a:fontRef idx="minor">
+                            <a:schemeClr val="dk1"/>
+                          </a:fontRef>
+                        </wps:style>
+                        <wps:txbx>
+                          <w:txbxContent>
+                            <w:p>
+                              <w:pPr>
+                                <w:rPr>
+                                  <w:rFonts w:ascii="Arial" w:hAnsi="Arial" w:cs="Arial"/>
+                                  <w:b/>
+                                  <w:bCs/>
+                                  <w:color w:val="000000" w:themeColor="text1"/>
+                                  <w:sz w:val="52"/>
+                                  <w:szCs w:val="52"/>
+                                  <w14:textOutline w14:w="9525" w14:cap="rnd" w14:cmpd="sng" w14:algn="ctr">
+                                    <w14:solidFill>
+                                      <w14:srgbClr w14:val="DF6600"/>
+                                    </w14:solidFill>
+                                    <w14:prstDash w14:val="solid"/>
+                                    <w14:bevel/>
+                                  </w14:textOutline>
+                                </w:rPr>
+                              </w:pPr>
+                              <w:r>
+                                <w:rPr>
+                                  <w:rFonts w:ascii="Arial" w:hAnsi="Arial" w:cs="Arial"/>
+                                  <w:b/>
+                                  <w:bCs/>
+                                  <w:color w:val="000000" w:themeColor="text1"/>
+                                  <w:sz w:val="52"/>
+                                  <w:szCs w:val="52"/>
+                                  <w14:textOutline w14:w="9525" w14:cap="rnd" w14:cmpd="sng" w14:algn="ctr">
+                                    <w14:solidFill>
+                                      <w14:srgbClr w14:val="DF6600"/>
+                                    </w14:solidFill>
+                                    <w14:prstDash w14:val="solid"/>
+                                    <w14:bevel/>
+                                  </w14:textOutline>
+                                </w:rPr>
+                                <w:t>BHUTAN</w:t>
+                              </w:r>
+                            </w:p>
+                            <w:p>
+                              <w:pPr>
+                                <w:rPr>
+                                  <w:rFonts w:ascii="Beirut" w:hAnsi="Beirut" w:cs="Beirut"/>
+                                  <w:b/>
+                                  <w:bCs/>
+                                  <w:i/>
+                                  <w:iCs/>
+                                  <w:sz w:val="32"/>
+                                  <w:szCs w:val="32"/>
+                                  <w14:textOutline w14:w="9525" w14:cap="rnd" w14:cmpd="sng" w14:algn="ctr">
+                                    <w14:solidFill>
+                                      <w14:srgbClr w14:val="DF6600"/>
+                                    </w14:solidFill>
+                                    <w14:prstDash w14:val="solid"/>
+                                    <w14:bevel/>
+                                  </w14:textOutline>
+                                </w:rPr>
+                              </w:pPr>
+                              <w:r>
+                                <w:rPr>
+                                  <w:b/>
+                                  <w:bCs/>
+                                  <w:sz w:val="32"/>
+                                  <w:szCs w:val="32"/>
+                                  <w14:textOutline w14:w="9525" w14:cap="rnd" w14:cmpd="sng" w14:algn="ctr">
+                                    <w14:solidFill>
+                                      <w14:srgbClr w14:val="DF6600"/>
+                                    </w14:solidFill>
+                                    <w14:prstDash w14:val="solid"/>
+                                    <w14:bevel/>
+                                  </w14:textOutline>
+                                </w:rPr>
+                                <w:t xml:space="preserve">        </w:t>
+                              </w:r>
+                              <w:r>
+                                <w:rPr>
+                                  <w:rFonts w:ascii="Beirut" w:hAnsi="Beirut" w:cs="Beirut" w:hint="cs"/>
+                                  <w:b/>
+                                  <w:bCs/>
+                                  <w:i/>
+                                  <w:iCs/>
+                                  <w:sz w:val="32"/>
+                                  <w:szCs w:val="32"/>
+                                  <w14:textOutline w14:w="9525" w14:cap="rnd" w14:cmpd="sng" w14:algn="ctr">
+                                    <w14:solidFill>
+                                      <w14:srgbClr w14:val="DF6600"/>
+                                    </w14:solidFill>
+                                    <w14:prstDash w14:val="solid"/>
+                                    <w14:bevel/>
+                                  </w14:textOutline>
+                                </w:rPr>
+                                <w:t xml:space="preserve">believe </w:t>
+                              </w:r>
+                            </w:p>
+                          </w:txbxContent>
+                        </wps:txbx>
+                        <wps:bodyPr rot="0" spcFirstLastPara="0" vertOverflow="overflow" horzOverflow="overflow" vert="horz" wrap="square" lIns="91440" tIns="45720" rIns="91440" bIns="45720" numCol="1" spcCol="0" rtlCol="0" fromWordArt="0" anchor="t" anchorCtr="0" forceAA="0" compatLnSpc="1">
+                          <a:prstTxWarp prst="textNoShape">
+                            <a:avLst/>
+                          </a:prstTxWarp>
+                          <a:noAutofit/>
+                        </wps:bodyPr>
+                      </wps:wsp>
+                    </wpg:wgp>
+                  </a:graphicData>
+                </a:graphic>
+                <wp14:sizeRelH relativeFrom="margin">
+                  <wp14:pctWidth>0</wp14:pctWidth>
+                </wp14:sizeRelH>
+                <wp14:sizeRelV relativeFrom="margin">
+                  <wp14:pctHeight>0</wp14:pctHeight>
+                </wp14:sizeRelV>
+              </wp:anchor>
+            </w:drawing>
+          </mc:Choice>
+          <mc:Fallback>
+            <w:pict>
+              <v:group w14:anchorId="3B076510" id="Group 1" o:spid="_x0000_s1026" style="position:absolute;left:0;text-align:left;margin-left:-31.75pt;margin-top:18.65pt;width:547.35pt;height:121.6pt;z-index:251659264;mso-width-relative:margin;mso-height-relative:margin" coordorigin="1652" coordsize="66479,20407" o:gfxdata="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">
+                <v:shapetype id="_x0000_t75" coordsize="21600,21600" o:spt="75" o:preferrelative="t" path="m@4@5l@4@11@9@11@9@5xe" filled="f" stroked="f">
+                  <v:stroke joinstyle="miter"/>
+                  <v:formulas>
+                    <v:f eqn="if lineDrawn pixelLineWidth 0"/>
+                    <v:f eqn="sum @0 1 0"/>
+                    <v:f eqn="sum 0 0 @1"/>
+                    <v:f eqn="prod @2 1 2"/>
+                    <v:f eqn="prod @3 21600 pixelWidth"/>
+                    <v:f eqn="prod @3 21600 pixelHeight"/>
+                    <v:f eqn="sum @0 0 1"/>
+                    <v:f eqn="prod @6 1 2"/>
+                    <v:f eqn="prod @7 21600 pixelWidth"/>
+                    <v:f eqn="sum @8 21600 0"/>
+                    <v:f eqn="prod @7 21600 pixelHeight"/>
+                    <v:f eqn="sum @10 21600 0"/>
+                  </v:formulas>
+                  <v:path o:extrusionok="f" gradientshapeok="t" o:connecttype="rect"/>
+                  <o:lock v:ext="edit" aspectratio="t"/>
+                </v:shapetype>
+                <v:shape id="Picture 1488106457" o:spid="_x0000_s1027" type="#_x0000_t75" alt="EmblemFinal" style="position:absolute;left:1652;top:106;width:16032;height:19338;visibility:visible;mso-wrap-style:square" o:gfxdata="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">
+                  <v:imagedata r:id="rId8" o:title="EmblemFinal"/>
+                </v:shape>
+                <v:line id="Line 3" o:spid="_x0000_s1028" style="position:absolute;visibility:visible;mso-wrap-style:square" from="5442,20407" to="64324,20407" o:connectortype="straight" o:gfxdata="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" strokecolor="#ed7d31 [3205]" strokeweight="1.5pt">
+                  <v:stroke joinstyle="miter"/>
+                  <o:lock v:ext="edit" shapetype="f"/>
+                </v:line>
+                <v:shapetype id="_x0000_t202" coordsize="21600,21600" o:spt="202" path="m,l,21600r21600,l21600,xe">
+                  <v:stroke joinstyle="miter"/>
+                  <v:path gradientshapeok="t" o:connecttype="rect"/>
+                </v:shapetype>
+                <v:shape id="Text Box 681278260" o:spid="_x0000_s1029" type="#_x0000_t202" style="position:absolute;left:50516;width:17616;height:13535;visibility:visible;mso-wrap-style:square;v-text-anchor:top" o:gfxdata="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" filled="f" stroked="f" strokeweight=".5pt">
+                  <v:textbox>
+                    <w:txbxContent>
+                      <w:p>
+                        <w:pPr>
+                          <w:rPr>
+                            <w:rFonts w:ascii="Arial" w:hAnsi="Arial" w:cs="Arial"/>
+                            <w:b/>
+                            <w:bCs/>
+                            <w:color w:val="000000" w:themeColor="text1"/>
+                            <w:sz w:val="52"/>
+                            <w:szCs w:val="52"/>
+                            <w14:textOutline w14:w="9525" w14:cap="rnd" w14:cmpd="sng" w14:algn="ctr">
+                              <w14:solidFill>
+                                <w14:srgbClr w14:val="DF6600"/>
+                              </w14:solidFill>
+                              <w14:prstDash w14:val="solid"/>
+                              <w14:bevel/>
+                            </w14:textOutline>
+                          </w:rPr>
+                        </w:pPr>
+                        <w:r>
+                          <w:rPr>
+                            <w:rFonts w:ascii="Arial" w:hAnsi="Arial" w:cs="Arial"/>
+                            <w:b/>
+                            <w:bCs/>
+                            <w:color w:val="000000" w:themeColor="text1"/>
+                            <w:sz w:val="52"/>
+                            <w:szCs w:val="52"/>
+                            <w14:textOutline w14:w="9525" w14:cap="rnd" w14:cmpd="sng" w14:algn="ctr">
+                              <w14:solidFill>
+                                <w14:srgbClr w14:val="DF6600"/>
+                              </w14:solidFill>
+                              <w14:prstDash w14:val="solid"/>
+                              <w14:bevel/>
+                            </w14:textOutline>
+                          </w:rPr>
+                          <w:t>BHUTAN</w:t>
+                        </w:r>
+                      </w:p>
+                      <w:p>
+                        <w:pPr>
+                          <w:rPr>
+                            <w:rFonts w:ascii="Beirut" w:hAnsi="Beirut" w:cs="Beirut"/>
+                            <w:b/>
+                            <w:bCs/>
+                            <w:i/>
+                            <w:iCs/>
+                            <w:sz w:val="32"/>
+                            <w:szCs w:val="32"/>
+                            <w14:textOutline w14:w="9525" w14:cap="rnd" w14:cmpd="sng" w14:algn="ctr">
+                              <w14:solidFill>
+                                <w14:srgbClr w14:val="DF6600"/>
+                              </w14:solidFill>
+                              <w14:prstDash w14:val="solid"/>
+                              <w14:bevel/>
+                            </w14:textOutline>
+                          </w:rPr>
+                        </w:pPr>
+                        <w:r>
+                          <w:rPr>
+                            <w:b/>
+                            <w:bCs/>
+                            <w:sz w:val="32"/>
+                            <w:szCs w:val="32"/>
+                            <w14:textOutline w14:w="9525" w14:cap="rnd" w14:cmpd="sng" w14:algn="ctr">
+                              <w14:solidFill>
+                                <w14:srgbClr w14:val="DF6600"/>
+                              </w14:solidFill>
+                              <w14:prstDash w14:val="solid"/>
+                              <w14:bevel/>
+                            </w14:textOutline>
+                          </w:rPr>
+                          <w:t xml:space="preserve">        </w:t>
+                        </w:r>
+                        <w:r>
+                          <w:rPr>
+                            <w:rFonts w:ascii="Beirut" w:hAnsi="Beirut" w:cs="Beirut" w:hint="cs"/>
+                            <w:b/>
+                            <w:bCs/>
+                            <w:i/>
+                            <w:iCs/>
+                            <w:sz w:val="32"/>
+                            <w:szCs w:val="32"/>
+                            <w14:textOutline w14:w="9525" w14:cap="rnd" w14:cmpd="sng" w14:algn="ctr">
+                              <w14:solidFill>
+                                <w14:srgbClr w14:val="DF6600"/>
+                              </w14:solidFill>
+                              <w14:prstDash w14:val="solid"/>
+                              <w14:bevel/>
+                            </w14:textOutline>
+                          </w:rPr>
+                          <w:t xml:space="preserve">believe </w:t>
+                        </w:r>
+                      </w:p>
+                    </w:txbxContent>
+                  </v:textbox>
+                </v:shape>
+              </v:group>
+            </w:pict>
+          </mc:Fallback>
+        </mc:AlternateContent>
+      </w:r>
+      <w:r>
+        <w:rPr>
+          <w:rFonts w:ascii="Jomolhari" w:eastAsia="Arial Unicode MS" w:hAnsi="Jomolhari" w:cs="Jomolhari"/>
+          <w:b/>
+          <w:bCs/>
+          <w:sz w:val="44"/>
+          <w:szCs w:val="44"/>
+          <w:cs/>
+          <w:lang w:val="is-IS" w:bidi="bo-CN"/>
+        </w:rPr>
+        <w:t>དཔལ་ལྡན་འབྲུག་གཞུང་།</w:t>
+      </w:r>
+    </w:p>
+    <w:p>
+      <w:pPr>
+        <w:pStyle w:val="Header"/>
+        <w:jc w:val="center"/>
+        <w:rPr>
+          <w:rFonts w:ascii="Jomolhari" w:eastAsia="Arial Unicode MS" w:hAnsi="Jomolhari" w:cs="Jomolhari" w:hint="eastAsia"/>
+          <w:b/>
+          <w:bCs/>
+          <w:sz w:val="40"/>
+          <w:szCs w:val="40"/>
+          <w:lang w:val="is-IS" w:bidi="bo-CN"/>
+        </w:rPr>
+      </w:pPr>
+      <w:r>
+        <w:rPr>
+          <w:rFonts w:ascii="Jomolhari" w:eastAsia="Arial Unicode MS" w:hAnsi="Jomolhari" w:cs="Jomolhari" w:hint="cs"/>
+          <w:b/>
+          <w:bCs/>
+          <w:sz w:val="40"/>
+          <w:szCs w:val="40"/>
+          <w:cs/>
+          <w:lang w:bidi="bo-CN"/>
+        </w:rPr>
         <w:t xml:space="preserve">  </w:t>
       </w:r>
       <w:r>
         <w:rPr>
-          <w:rStyle w:val="HTMLCode"/>
+          <w:rFonts w:ascii="Jomolhari" w:eastAsia="Arial Unicode MS" w:hAnsi="Jomolhari" w:cs="Jomolhari"/>
+          <w:b/>
+          <w:bCs/>
+          <w:sz w:val="40"/>
+          <w:szCs w:val="40"/>
+          <w:cs/>
+          <w:lang w:bidi="bo-CN"/>
         </w:rPr>
-        <w:t>{</w:t>
-      </w:r>
-      <w:proofErr w:type="gramEnd"/>
+        <w:t>རྫོང་ཁག་བདག་སྐྱོང་</w:t>
+      </w:r>
       <w:r>
         <w:rPr>
-          <w:rStyle w:val="HTMLCode"/>
+          <w:rFonts w:ascii="Jomolhari" w:eastAsia="Arial Unicode MS" w:hAnsi="Jomolhari" w:cs="Jomolhari" w:hint="cs"/>
+          <w:b/>
+          <w:bCs/>
+          <w:sz w:val="40"/>
+          <w:szCs w:val="40"/>
+          <w:cs/>
+          <w:lang w:bidi="bo-CN"/>
         </w:rPr>
-        <w:t>{ APPLICANT_NAME }}</w:t>
+        <w:t xml:space="preserve"> </w:t>
+      </w:r>
+      <w:r>
+        <w:rPr>
+          <w:rFonts w:ascii="Jomolhari" w:eastAsia="Arial Unicode MS" w:hAnsi="Jomolhari" w:cs="Jomolhari"/>
+          <w:b/>
+          <w:bCs/>
+          <w:sz w:val="40"/>
+          <w:szCs w:val="40"/>
+          <w:cs/>
+          <w:lang w:bidi="bo-CN"/>
+        </w:rPr>
+        <w:t>བཀྲི</w:t>
+      </w:r>
+      <w:r>
+        <w:rPr>
+          <w:rFonts w:ascii="Jomolhari" w:eastAsia="Arial Unicode MS" w:hAnsi="Jomolhari" w:cs="Jomolhari" w:hint="cs"/>
+          <w:b/>
+          <w:bCs/>
+          <w:sz w:val="40"/>
+          <w:szCs w:val="40"/>
+          <w:cs/>
+          <w:lang w:bidi="bo-CN"/>
+        </w:rPr>
+        <w:t>ས་</w:t>
+      </w:r>
+      <w:r>
+        <w:rPr>
+          <w:rFonts w:ascii="Jomolhari" w:eastAsia="Arial Unicode MS" w:hAnsi="Jomolhari" w:cs="Jomolhari"/>
+          <w:b/>
+          <w:bCs/>
+          <w:sz w:val="40"/>
+          <w:szCs w:val="40"/>
+          <w:cs/>
+          <w:lang w:bidi="bo-CN"/>
+        </w:rPr>
+        <w:t>སྒང་།</w:t>
       </w:r>
     </w:p>
     <w:p>
       <w:pPr>
-        <w:pStyle w:val="NormalWeb"/>
+        <w:pStyle w:val="Header"/>
+        <w:jc w:val="center"/>
+        <w:rPr>
+          <w:rFonts w:eastAsia="Arial Unicode MS" w:cstheme="minorHAnsi"/>
+          <w:b/>
+          <w:bCs/>
+          <w:sz w:val="36"/>
+          <w:szCs w:val="36"/>
+        </w:rPr>
       </w:pPr>
-      <w:proofErr w:type="gramStart"/>
       <w:r>
         <w:rPr>
-          <w:rFonts w:hAnsi="Symbol"/>
+          <w:rFonts w:eastAsia="Arial Unicode MS" w:cstheme="minorHAnsi"/>
+          <w:b/>
+          <w:bCs/>
+          <w:sz w:val="36"/>
+          <w:szCs w:val="36"/>
         </w:rPr>
-        <w:t></w:t>
-      </w:r>
-      <w:r>
-        <w:t xml:space="preserve">  </w:t>
-      </w:r>
-      <w:r>
+        <w:t xml:space="preserve">   Royal Government of Bhutan</w:t>
+      </w:r>
+    </w:p>
+    <w:p>
+      <w:pPr>
+        <w:pStyle w:val="Header"/>
+        <w:ind w:left="709"/>
         <w:rPr>
-          <w:rStyle w:val="HTMLCode"/>
+          <w:rFonts w:eastAsia="Arial Unicode MS" w:cstheme="minorHAnsi"/>
+          <w:b/>
+          <w:bCs/>
+          <w:sz w:val="36"/>
+          <w:szCs w:val="36"/>
         </w:rPr>
-        <w:t>{</w:t>
-      </w:r>
-      <w:proofErr w:type="gramEnd"/>
+      </w:pPr>
       <w:r>
         <w:rPr>
-          <w:rStyle w:val="HTMLCode"/>
+          <w:rFonts w:ascii="Times" w:eastAsia="Arial Unicode MS" w:hAnsi="Times"/>
+          <w:b/>
+          <w:bCs/>
+          <w:sz w:val="36"/>
+          <w:szCs w:val="36"/>
         </w:rPr>
-        <w:t>{ CID_NO }}</w:t>
+        <w:t xml:space="preserve">                  </w:t>
+      </w:r>
+      <w:r>
+        <w:rPr>
+          <w:rFonts w:ascii="Times" w:eastAsia="Arial Unicode MS" w:hAnsi="Times"/>
+          <w:b/>
+          <w:bCs/>
+          <w:sz w:val="36"/>
+          <w:szCs w:val="36"/>
+        </w:rPr>
+        <w:t xml:space="preserve">    </w:t>
+      </w:r>
+      <w:r>
+        <w:rPr>
+          <w:rFonts w:ascii="Times" w:eastAsia="Arial Unicode MS" w:hAnsi="Times"/>
+          <w:b/>
+          <w:bCs/>
+          <w:sz w:val="36"/>
+          <w:szCs w:val="36"/>
+        </w:rPr>
+        <w:t>Dzong</w:t>
+      </w:r>
+      <w:r>
+        <w:rPr>
+          <w:rFonts w:ascii="Times" w:eastAsia="Arial Unicode MS" w:hAnsi="Times" w:cs="Microsoft Himalaya"/>
+          <w:b/>
+          <w:bCs/>
+          <w:sz w:val="36"/>
+          <w:szCs w:val="36"/>
+        </w:rPr>
+        <w:t>k</w:t>
+      </w:r>
+      <w:r>
+        <w:rPr>
+          <w:rFonts w:ascii="Times" w:eastAsia="Arial Unicode MS" w:hAnsi="Times"/>
+          <w:b/>
+          <w:bCs/>
+          <w:sz w:val="36"/>
+          <w:szCs w:val="36"/>
+        </w:rPr>
+        <w:t>hag Administration</w:t>
       </w:r>
     </w:p>
     <w:p>
       <w:pPr>
-        <w:pStyle w:val="NormalWeb"/>
+        <w:pStyle w:val="Header"/>
+        <w:tabs>
+          <w:tab w:val="left" w:pos="7583"/>
+        </w:tabs>
+        <w:rPr>
+          <w:rFonts w:ascii="Times" w:eastAsia="Arial Unicode MS" w:hAnsi="Times" w:hint="eastAsia"/>
+          <w:b/>
+          <w:bCs/>
+          <w:sz w:val="28"/>
+          <w:szCs w:val="28"/>
+        </w:rPr>
       </w:pPr>
-      <w:proofErr w:type="gramStart"/>
       <w:r>
         <w:rPr>
-          <w:rFonts w:hAnsi="Symbol"/>
+          <w:rFonts w:ascii="Times" w:eastAsia="Arial Unicode MS" w:hAnsi="Times" w:hint="eastAsia"/>
+          <w:b/>
+          <w:bCs/>
+          <w:sz w:val="28"/>
+          <w:szCs w:val="28"/>
         </w:rPr>
-        <w:t></w:t>
-      </w:r>
-      <w:r>
-        <w:t xml:space="preserve">  </w:t>
+        <w:tab/>
       </w:r>
       <w:r>
         <w:rPr>
-          <w:rStyle w:val="HTMLCode"/>
+          <w:rFonts w:ascii="Times" w:eastAsia="Arial Unicode MS" w:hAnsi="Times"/>
+          <w:b/>
+          <w:bCs/>
+          <w:sz w:val="28"/>
+          <w:szCs w:val="28"/>
         </w:rPr>
-        <w:t>{</w:t>
-      </w:r>
-      <w:proofErr w:type="gramEnd"/>
+        <w:t xml:space="preserve">   Trashigang</w:t>
+      </w:r>
       <w:r>
         <w:rPr>
-          <w:rStyle w:val="HTMLCode"/>
+          <w:rFonts w:ascii="Times" w:eastAsia="Arial Unicode MS" w:hAnsi="Times" w:hint="eastAsia"/>
+          <w:b/>
+          <w:bCs/>
+          <w:sz w:val="28"/>
+          <w:szCs w:val="28"/>
         </w:rPr>
-        <w:t>{ CATEGORY }}</w:t>
+        <w:tab/>
       </w:r>
     </w:p>
     <w:p>
       <w:pPr>
-        <w:pStyle w:val="NormalWeb"/>
+        <w:pStyle w:val="Header"/>
+        <w:tabs>
+          <w:tab w:val="left" w:pos="3280"/>
+        </w:tabs>
+        <w:spacing w:line="276" w:lineRule="auto"/>
+        <w:jc w:val="center"/>
+        <w:rPr>
+          <w:rFonts w:ascii="Avenir Book" w:eastAsia="Arial Unicode MS" w:hAnsi="Avenir Book" w:cs="Arial"/>
+          <w:i/>
+          <w:iCs/>
+          <w:color w:val="1C14F4"/>
+          <w:sz w:val="21"/>
+          <w:szCs w:val="21"/>
+        </w:rPr>
       </w:pPr>
-      <w:proofErr w:type="gramStart"/>
       <w:r>
         <w:rPr>
-          <w:rFonts w:hAnsi="Symbol"/>
+          <w:rFonts w:ascii="Avenir Book" w:eastAsia="Arial Unicode MS" w:hAnsi="Avenir Book" w:cs="Arial"/>
+          <w:i/>
+          <w:iCs/>
+          <w:color w:val="1C14F4"/>
+          <w:sz w:val="21"/>
+          <w:szCs w:val="21"/>
         </w:rPr>
-        <w:t></w:t>
-      </w:r>
-      <w:r>
-        <w:t xml:space="preserve">  </w:t>
+        <w:t xml:space="preserve">  (Strive to learn, improve &amp; transform with </w:t>
       </w:r>
       <w:r>
         <w:rPr>
-          <w:rStyle w:val="HTMLCode"/>
+          <w:rFonts w:ascii="Avenir Book" w:eastAsia="Arial Unicode MS" w:hAnsi="Avenir Book" w:cs="Arial"/>
+          <w:i/>
+          <w:iCs/>
+          <w:color w:val="1C14F4"/>
+          <w:sz w:val="21"/>
+          <w:szCs w:val="21"/>
+          <w:lang w:val="x-none"/>
         </w:rPr>
-        <w:t>{</w:t>
-      </w:r>
-      <w:proofErr w:type="gramEnd"/>
-      <w:r>
+        <w:t>times)</w:t>
+      </w:r>
+    </w:p>
+    <w:p>
+      <w:pPr>
+        <w:pStyle w:val="Header"/>
+        <w:tabs>
+          <w:tab w:val="left" w:pos="3280"/>
+        </w:tabs>
+        <w:spacing w:line="276" w:lineRule="auto"/>
+        <w:jc w:val="center"/>
         <w:rPr>
-          <w:rStyle w:val="HTMLCode"/>
+          <w:rFonts w:ascii="Avenir Book" w:eastAsia="Arial Unicode MS" w:hAnsi="Avenir Book" w:cs="Arial"/>
+          <w:i/>
+          <w:iCs/>
+          <w:color w:val="1C14F4"/>
+          <w:sz w:val="21"/>
+          <w:szCs w:val="21"/>
         </w:rPr>
-        <w:t>{ SITE_LOCATION }}</w:t>
-      </w:r>
+      </w:pPr>
     </w:p>
     <w:p>
       <w:pPr>
-        <w:pStyle w:val="NormalWeb"/>
+        <w:pStyle w:val="Header"/>
       </w:pPr>
-      <w:proofErr w:type="gramStart"/>
+    </w:p>
+    <w:p>
+      <w:r>
+        <w:t>")</w:t>
+      </w:r>
+    </w:p>
+    <w:p>
+      <w:r>
+        <w:t xml:space="preserve">        </w:t>
+      </w:r>
+      <w:proofErr w:type="spellStart"/>
+      <w:proofErr w:type="gramStart"/>
+      <w:r>
+        <w:t>canvas.drawCentredString</w:t>
+      </w:r>
+      <w:proofErr w:type="spellEnd"/>
+      <w:proofErr w:type="gramEnd"/>
+      <w:r>
+        <w:t>(306, 722, "</w:t>
+      </w:r>
       <w:r>
         <w:rPr>
-          <w:rFonts w:hAnsi="Symbol"/>
+          <w:noProof/>
         </w:rPr>
-        <w:t></w:t>
-      </w:r>
-      <w:r>
-        <w:t xml:space="preserve">  </w:t>
-      </w:r>
-      <w:r>
-        <w:rPr>
-          <w:rStyle w:val="HTMLCode"/>
-        </w:rPr>
-        <w:t>{</w:t>
-      </w:r>
-      <w:proofErr w:type="gramEnd"/>
-      <w:r>
-        <w:rPr>
-          <w:rStyle w:val="HTMLCode"/>
-        </w:rPr>
-        <w:t>{ PURPOSE }}</w:t>
-      </w:r>
-    </w:p>
-    <w:p>
-      <w:pPr>
-        <w:pStyle w:val="NormalWeb"/>
-      </w:pPr>
-      <w:proofErr w:type="gramStart"/>
-      <w:r>
-        <w:rPr>
-          <w:rFonts w:hAnsi="Symbol"/>
-        </w:rPr>
-        <w:t></w:t>
-      </w:r>
-      <w:r>
-        <w:t xml:space="preserve">  </w:t>
-      </w:r>
-      <w:r>
-        <w:rPr>
-          <w:rStyle w:val="HTMLCode"/>
-        </w:rPr>
-        <w:t>{</w:t>
-      </w:r>
-      <w:proofErr w:type="gramEnd"/>
-      <w:r>
-        <w:rPr>
-          <w:rStyle w:val="HTMLCode"/>
-        </w:rPr>
-        <w:t>{ RECOMMENDATION }}</w:t>
+        <mc:AlternateContent>
+          <mc:Choice Requires="wps">
+            <w:drawing>
+              <wp:anchor distT="0" distB="0" distL="114300" distR="114300" simplePos="0" relativeHeight="251661312" behindDoc="0" locked="0" layoutInCell="1" allowOverlap="1" wp14:anchorId="2C52E064" wp14:editId="027724A3">
+                <wp:simplePos x="0" y="0"/>
+                <wp:positionH relativeFrom="column">
+                  <wp:posOffset>0</wp:posOffset>
+                </wp:positionH>
+                <wp:positionV relativeFrom="paragraph">
+                  <wp:posOffset>-635</wp:posOffset>
+                </wp:positionV>
+                <wp:extent cx="6156920" cy="0"/>
+                <wp:effectExtent l="0" t="0" r="0" b="0"/>
+                <wp:wrapNone/>
+                <wp:docPr id="1977534625" name="Line 3"/>
+                <wp:cNvGraphicFramePr>
+                  <a:graphicFrameLocks xmlns:a="http://schemas.openxmlformats.org/drawingml/2006/main"/>
+                </wp:cNvGraphicFramePr>
+                <a:graphic xmlns:a="http://schemas.openxmlformats.org/drawingml/2006/main">
+                  <a:graphicData uri="http://schemas.microsoft.com/office/word/2010/wordprocessingShape">
+                    <wps:wsp>
+                      <wps:cNvCnPr>
+                        <a:cxnSpLocks/>
+                      </wps:cNvCnPr>
+                      <wps:spPr bwMode="auto">
+                        <a:xfrm>
+                          <a:off x="0" y="0"/>
+                          <a:ext cx="6156920" cy="0"/>
+                        </a:xfrm>
+                        <a:prstGeom prst="line">
+                          <a:avLst/>
+                        </a:prstGeom>
+                        <a:ln>
+                          <a:headEnd/>
+                          <a:tailEnd/>
+                        </a:ln>
+                      </wps:spPr>
+                      <wps:style>
+                        <a:lnRef idx="3">
+                          <a:schemeClr val="accent2"/>
+                        </a:lnRef>
+                        <a:fillRef idx="0">
+                          <a:schemeClr val="accent2"/>
+                        </a:fillRef>
+                        <a:effectRef idx="2">
+                          <a:schemeClr val="accent2"/>
+                        </a:effectRef>
+                        <a:fontRef idx="minor">
+                          <a:schemeClr val="tx1"/>
+                        </a:fontRef>
+                      </wps:style>
+                      <wps:bodyPr/>
+                    </wps:wsp>
+                  </a:graphicData>
+                </a:graphic>
+              </wp:anchor>
+            </w:drawing>
+          </mc:Choice>
+          <mc:Fallback>
+            <w:pict>
+              <v:line w14:anchorId="720BB497" id="Line 3" o:spid="_x0000_s1026" style="position:absolute;z-index:251661312;visibility:visible;mso-wrap-style:square;mso-wrap-distance-left:9pt;mso-wrap-distance-top:0;mso-wrap-distance-right:9pt;mso-wrap-distance-bottom:0;mso-position-horizontal:absolute;mso-position-horizontal-relative:text;mso-position-vertical:absolute;mso-position-vertical-relative:text" from="0,-.05pt" to="484.8pt,-.05pt" o:gfxdata="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" strokecolor="#ed7d31 [3205]" strokeweight="1.5pt">
+                <v:stroke joinstyle="miter"/>
+                <o:lock v:ext="edit" shapetype="f"/>
+              </v:line>
+            </w:pict>
+          </mc:Fallback>
+        </mc:AlternateContent>
+      </w:r>
+      <w:r>
+        <w:t>")</w:t>
       </w:r>
     </w:p>
     <w:p/>
+    <w:p>
+      <w:r>
+        <w:t xml:space="preserve">    # Footer canvas drawing</w:t>
+      </w:r>
+    </w:p>
+    <w:p>
+      <w:r>
+        <w:t xml:space="preserve">    if </w:t>
+      </w:r>
+      <w:proofErr w:type="spellStart"/>
+      <w:proofErr w:type="gramStart"/>
+      <w:r>
+        <w:t>os.path</w:t>
+      </w:r>
+      <w:proofErr w:type="gramEnd"/>
+      <w:r>
+        <w:t>.exists</w:t>
+      </w:r>
+      <w:proofErr w:type="spellEnd"/>
+      <w:r>
+        <w:t>(</w:t>
+      </w:r>
+      <w:proofErr w:type="spellStart"/>
+      <w:r>
+        <w:t>footer_img</w:t>
+      </w:r>
+      <w:proofErr w:type="spellEnd"/>
+      <w:r>
+        <w:t>):</w:t>
+      </w:r>
+    </w:p>
+    <w:p>
+      <w:r>
+        <w:t xml:space="preserve">        </w:t>
+      </w:r>
+      <w:proofErr w:type="spellStart"/>
+      <w:proofErr w:type="gramStart"/>
+      <w:r>
+        <w:t>canvas.drawImage</w:t>
+      </w:r>
+      <w:proofErr w:type="spellEnd"/>
+      <w:proofErr w:type="gramEnd"/>
+      <w:r>
+        <w:t>(</w:t>
+      </w:r>
+      <w:proofErr w:type="spellStart"/>
+      <w:r>
+        <w:t>footer_img</w:t>
+      </w:r>
+      <w:proofErr w:type="spellEnd"/>
+      <w:r>
+        <w:t xml:space="preserve">, 30, 20, width=552, height=50, </w:t>
+      </w:r>
+      <w:proofErr w:type="spellStart"/>
+      <w:r>
+        <w:t>preserveAspectRatio</w:t>
+      </w:r>
+      <w:proofErr w:type="spellEnd"/>
+      <w:r>
+        <w:t>=True, mask='auto')</w:t>
+      </w:r>
+    </w:p>
+    <w:p>
+      <w:r>
+        <w:t xml:space="preserve">        </w:t>
+      </w:r>
+    </w:p>
+    <w:p>
+      <w:r>
+        <w:t xml:space="preserve">    </w:t>
+      </w:r>
+      <w:proofErr w:type="spellStart"/>
+      <w:proofErr w:type="gramStart"/>
+      <w:r>
+        <w:t>canvas.restoreState</w:t>
+      </w:r>
+      <w:proofErr w:type="spellEnd"/>
+      <w:proofErr w:type="gramEnd"/>
+      <w:r>
+        <w:t>()</w:t>
+      </w:r>
+    </w:p>
     <w:p/>
+    <w:p>
+      <w:r>
+        <w:t>@</w:t>
+      </w:r>
+      <w:proofErr w:type="gramStart"/>
+      <w:r>
+        <w:t>app.route</w:t>
+      </w:r>
+      <w:proofErr w:type="gramEnd"/>
+      <w:r>
+        <w:t>('/download-signed-package/&lt;app_id&gt;')</w:t>
+      </w:r>
+    </w:p>
+    <w:p>
+      <w:r>
+        <w:t xml:space="preserve">def </w:t>
+      </w:r>
+      <w:proofErr w:type="spellStart"/>
+      <w:r>
+        <w:t>download_signed_package</w:t>
+      </w:r>
+      <w:proofErr w:type="spellEnd"/>
+      <w:r>
+        <w:t>(</w:t>
+      </w:r>
+      <w:proofErr w:type="spellStart"/>
+      <w:r>
+        <w:t>app_id</w:t>
+      </w:r>
+      <w:proofErr w:type="spellEnd"/>
+      <w:r>
+        <w:t>):</w:t>
+      </w:r>
+    </w:p>
+    <w:p>
+      <w:r>
+        <w:t xml:space="preserve">    target = </w:t>
+      </w:r>
+      <w:proofErr w:type="gramStart"/>
+      <w:r>
+        <w:t>next(</w:t>
+      </w:r>
+      <w:proofErr w:type="gramEnd"/>
+      <w:r>
+        <w:t xml:space="preserve">(item for item in APPLICATIONS if item['id'] == </w:t>
+      </w:r>
+      <w:proofErr w:type="spellStart"/>
+      <w:r>
+        <w:t>app_id</w:t>
+      </w:r>
+      <w:proofErr w:type="spellEnd"/>
+      <w:r>
+        <w:t>), APPLICATIONS[0])</w:t>
+      </w:r>
+    </w:p>
+    <w:p>
+      <w:r>
+        <w:t xml:space="preserve">    </w:t>
+      </w:r>
+    </w:p>
+    <w:p>
+      <w:r>
+        <w:t xml:space="preserve">    buffer = </w:t>
+      </w:r>
+      <w:proofErr w:type="spellStart"/>
+      <w:proofErr w:type="gramStart"/>
+      <w:r>
+        <w:t>io.BytesIO</w:t>
+      </w:r>
+      <w:proofErr w:type="spellEnd"/>
+      <w:proofErr w:type="gramEnd"/>
+      <w:r>
+        <w:t>()</w:t>
+      </w:r>
+    </w:p>
+    <w:p>
+      <w:r>
+        <w:lastRenderedPageBreak/>
+        <w:t xml:space="preserve">    doc = </w:t>
+      </w:r>
+      <w:proofErr w:type="spellStart"/>
+      <w:proofErr w:type="gramStart"/>
+      <w:r>
+        <w:t>SimpleDocTemplate</w:t>
+      </w:r>
+      <w:proofErr w:type="spellEnd"/>
+      <w:r>
+        <w:t>(</w:t>
+      </w:r>
+      <w:proofErr w:type="gramEnd"/>
+    </w:p>
+    <w:p>
+      <w:r>
+        <w:t xml:space="preserve">        buffer, </w:t>
+      </w:r>
+    </w:p>
+    <w:p>
+      <w:r>
+        <w:t xml:space="preserve">        </w:t>
+      </w:r>
+      <w:proofErr w:type="spellStart"/>
+      <w:r>
+        <w:t>pagesize</w:t>
+      </w:r>
+      <w:proofErr w:type="spellEnd"/>
+      <w:r>
+        <w:t xml:space="preserve">=letter, </w:t>
+      </w:r>
+    </w:p>
+    <w:p>
+      <w:r>
+        <w:t xml:space="preserve">        </w:t>
+      </w:r>
+      <w:proofErr w:type="spellStart"/>
+      <w:r>
+        <w:t>rightMargin</w:t>
+      </w:r>
+      <w:proofErr w:type="spellEnd"/>
+      <w:r>
+        <w:t xml:space="preserve">=40, </w:t>
+      </w:r>
+    </w:p>
+    <w:p>
+      <w:r>
+        <w:t xml:space="preserve">        </w:t>
+      </w:r>
+      <w:proofErr w:type="spellStart"/>
+      <w:r>
+        <w:t>leftMargin</w:t>
+      </w:r>
+      <w:proofErr w:type="spellEnd"/>
+      <w:r>
+        <w:t xml:space="preserve">=40, </w:t>
+      </w:r>
+    </w:p>
+    <w:p>
+      <w:r>
+        <w:t xml:space="preserve">        </w:t>
+      </w:r>
+      <w:proofErr w:type="spellStart"/>
+      <w:r>
+        <w:t>topMargin</w:t>
+      </w:r>
+      <w:proofErr w:type="spellEnd"/>
+      <w:r>
+        <w:t xml:space="preserve">=120, </w:t>
+      </w:r>
+    </w:p>
+    <w:p>
+      <w:r>
+        <w:t xml:space="preserve">        </w:t>
+      </w:r>
+      <w:proofErr w:type="spellStart"/>
+      <w:r>
+        <w:t>bottomMargin</w:t>
+      </w:r>
+      <w:proofErr w:type="spellEnd"/>
+      <w:r>
+        <w:t>=70</w:t>
+      </w:r>
+    </w:p>
+    <w:p>
+      <w:r>
+        <w:t xml:space="preserve">    )</w:t>
+      </w:r>
+    </w:p>
+    <w:p>
+      <w:r>
+        <w:t xml:space="preserve">    story = []</w:t>
+      </w:r>
+    </w:p>
+    <w:p>
+      <w:r>
+        <w:t xml:space="preserve">    </w:t>
+      </w:r>
+    </w:p>
+    <w:p>
+      <w:r>
+        <w:t xml:space="preserve">    styles = </w:t>
+      </w:r>
+      <w:proofErr w:type="spellStart"/>
+      <w:proofErr w:type="gramStart"/>
+      <w:r>
+        <w:t>getSampleStyleSheet</w:t>
+      </w:r>
+      <w:proofErr w:type="spellEnd"/>
+      <w:r>
+        <w:t>(</w:t>
+      </w:r>
+      <w:proofErr w:type="gramEnd"/>
+      <w:r>
+        <w:t>)</w:t>
+      </w:r>
+    </w:p>
+    <w:p>
+      <w:r>
+        <w:t xml:space="preserve">    </w:t>
+      </w:r>
+      <w:proofErr w:type="spellStart"/>
+      <w:r>
+        <w:t>title_style</w:t>
+      </w:r>
+      <w:proofErr w:type="spellEnd"/>
+      <w:r>
+        <w:t xml:space="preserve"> = </w:t>
+      </w:r>
+      <w:proofErr w:type="spellStart"/>
+      <w:proofErr w:type="gramStart"/>
+      <w:r>
+        <w:t>ParagraphStyle</w:t>
+      </w:r>
+      <w:proofErr w:type="spellEnd"/>
+      <w:r>
+        <w:t>(</w:t>
+      </w:r>
+      <w:proofErr w:type="gramEnd"/>
+    </w:p>
+    <w:p>
+      <w:r>
+        <w:t xml:space="preserve">        '</w:t>
+      </w:r>
+      <w:proofErr w:type="spellStart"/>
+      <w:r>
+        <w:t>TitleStyle</w:t>
+      </w:r>
+      <w:proofErr w:type="spellEnd"/>
+      <w:r>
+        <w:t xml:space="preserve">', </w:t>
+      </w:r>
+    </w:p>
+    <w:p>
+      <w:r>
+        <w:t xml:space="preserve">        parent=styles['Heading1'], </w:t>
+      </w:r>
+    </w:p>
+    <w:p>
+      <w:r>
+        <w:t xml:space="preserve">        </w:t>
+      </w:r>
+      <w:proofErr w:type="spellStart"/>
+      <w:r>
+        <w:t>fontSize</w:t>
+      </w:r>
+      <w:proofErr w:type="spellEnd"/>
+      <w:r>
+        <w:t xml:space="preserve">=13, </w:t>
+      </w:r>
+    </w:p>
+    <w:p>
+      <w:r>
+        <w:t xml:space="preserve">        leading=16, </w:t>
+      </w:r>
+    </w:p>
+    <w:p>
+      <w:r>
+        <w:t xml:space="preserve">        alignment=1, </w:t>
+      </w:r>
+    </w:p>
+    <w:p>
+      <w:r>
+        <w:t xml:space="preserve">        </w:t>
+      </w:r>
+      <w:proofErr w:type="spellStart"/>
+      <w:r>
+        <w:t>textColor</w:t>
+      </w:r>
+      <w:proofErr w:type="spellEnd"/>
+      <w:r>
+        <w:t>=</w:t>
+      </w:r>
+      <w:proofErr w:type="spellStart"/>
+      <w:r>
+        <w:t>colors.HexColor</w:t>
+      </w:r>
+      <w:proofErr w:type="spellEnd"/>
+      <w:r>
+        <w:t>('#6B1D1D')</w:t>
+      </w:r>
+    </w:p>
+    <w:p>
+      <w:r>
+        <w:t xml:space="preserve">    )</w:t>
+      </w:r>
+    </w:p>
+    <w:p>
+      <w:r>
+        <w:t xml:space="preserve">    </w:t>
+      </w:r>
+    </w:p>
+    <w:p>
+      <w:r>
+        <w:t xml:space="preserve">    </w:t>
+      </w:r>
+      <w:proofErr w:type="spellStart"/>
+      <w:proofErr w:type="gramStart"/>
+      <w:r>
+        <w:t>story.append</w:t>
+      </w:r>
+      <w:proofErr w:type="spellEnd"/>
+      <w:proofErr w:type="gramEnd"/>
+      <w:r>
+        <w:t xml:space="preserve">(Paragraph("&lt;b&gt;OFFICIAL SIGNED HERITAGE CLEARANCE PACKAGE&lt;/b&gt;", </w:t>
+      </w:r>
+      <w:proofErr w:type="spellStart"/>
+      <w:r>
+        <w:t>title_style</w:t>
+      </w:r>
+      <w:proofErr w:type="spellEnd"/>
+      <w:r>
+        <w:t>))</w:t>
+      </w:r>
+    </w:p>
+    <w:p>
+      <w:r>
+        <w:t xml:space="preserve">    </w:t>
+      </w:r>
+      <w:proofErr w:type="spellStart"/>
+      <w:proofErr w:type="gramStart"/>
+      <w:r>
+        <w:t>story.append</w:t>
+      </w:r>
+      <w:proofErr w:type="spellEnd"/>
+      <w:proofErr w:type="gramEnd"/>
+      <w:r>
+        <w:t>(Spacer(1, 15))</w:t>
+      </w:r>
+    </w:p>
+    <w:p>
+      <w:r>
+        <w:t xml:space="preserve">    </w:t>
+      </w:r>
+    </w:p>
+    <w:p>
+      <w:r>
+        <w:t xml:space="preserve">    info = [</w:t>
+      </w:r>
+    </w:p>
+    <w:p>
+      <w:r>
+        <w:t xml:space="preserve">        ["Clearance Ref No:", target['id']],</w:t>
+      </w:r>
+    </w:p>
+    <w:p>
+      <w:r>
+        <w:t xml:space="preserve">        ["Applicant Name:", target['applicant']],</w:t>
+      </w:r>
+    </w:p>
+    <w:p>
+      <w:r>
+        <w:t xml:space="preserve">        ["CID Number:", target['</w:t>
+      </w:r>
+      <w:proofErr w:type="spellStart"/>
+      <w:r>
+        <w:t>cid_no</w:t>
+      </w:r>
+      <w:proofErr w:type="spellEnd"/>
+      <w:r>
+        <w:t>']],</w:t>
+      </w:r>
+    </w:p>
+    <w:p>
+      <w:r>
+        <w:t xml:space="preserve">        ["Category:", target['</w:t>
+      </w:r>
+      <w:proofErr w:type="spellStart"/>
+      <w:r>
+        <w:t>construction_type</w:t>
+      </w:r>
+      <w:proofErr w:type="spellEnd"/>
+      <w:r>
+        <w:t>']],</w:t>
+      </w:r>
+    </w:p>
+    <w:p>
+      <w:r>
+        <w:t xml:space="preserve">        ["Site / Location:", f"{target['site']}, {target['gewog']}"],</w:t>
+      </w:r>
+    </w:p>
+    <w:p>
+      <w:r>
+        <w:t xml:space="preserve">        ["Scope / Purpose:", target['purpose']],</w:t>
+      </w:r>
+    </w:p>
+    <w:p>
+      <w:r>
+        <w:t xml:space="preserve">        ["Recommendation:", </w:t>
+      </w:r>
+      <w:proofErr w:type="spellStart"/>
+      <w:proofErr w:type="gramStart"/>
+      <w:r>
+        <w:t>target.get</w:t>
+      </w:r>
+      <w:proofErr w:type="spellEnd"/>
+      <w:r>
+        <w:t>(</w:t>
+      </w:r>
+      <w:proofErr w:type="gramEnd"/>
+      <w:r>
+        <w:t>'recommendation', 'N/A')],</w:t>
+      </w:r>
+    </w:p>
+    <w:p>
+      <w:r>
+        <w:t xml:space="preserve">        ["Executive Status:", target['status']]</w:t>
+      </w:r>
+    </w:p>
+    <w:p>
+      <w:r>
+        <w:t xml:space="preserve">    ]</w:t>
+      </w:r>
+    </w:p>
+    <w:p>
+      <w:r>
+        <w:t xml:space="preserve">    </w:t>
+      </w:r>
+    </w:p>
+    <w:p>
+      <w:r>
+        <w:t xml:space="preserve">    t = </w:t>
+      </w:r>
+      <w:proofErr w:type="gramStart"/>
+      <w:r>
+        <w:t>Table(</w:t>
+      </w:r>
+      <w:proofErr w:type="gramEnd"/>
+      <w:r>
+        <w:t xml:space="preserve">info, </w:t>
+      </w:r>
+      <w:proofErr w:type="spellStart"/>
+      <w:r>
+        <w:t>colWidths</w:t>
+      </w:r>
+      <w:proofErr w:type="spellEnd"/>
+      <w:r>
+        <w:t>=[140, 360])</w:t>
+      </w:r>
+    </w:p>
+    <w:p>
+      <w:r>
+        <w:lastRenderedPageBreak/>
+        <w:t xml:space="preserve">    </w:t>
+      </w:r>
+      <w:proofErr w:type="spellStart"/>
+      <w:proofErr w:type="gramStart"/>
+      <w:r>
+        <w:t>t.setStyle</w:t>
+      </w:r>
+      <w:proofErr w:type="spellEnd"/>
+      <w:proofErr w:type="gramEnd"/>
+      <w:r>
+        <w:t>(</w:t>
+      </w:r>
+      <w:proofErr w:type="spellStart"/>
+      <w:r>
+        <w:t>TableStyle</w:t>
+      </w:r>
+      <w:proofErr w:type="spellEnd"/>
+      <w:r>
+        <w:t>([</w:t>
+      </w:r>
+    </w:p>
+    <w:p>
+      <w:r>
+        <w:t xml:space="preserve">        ('BACKGROUND', (0,0), (</w:t>
+      </w:r>
+      <w:proofErr w:type="gramStart"/>
+      <w:r>
+        <w:t>0,-</w:t>
+      </w:r>
+      <w:proofErr w:type="gramEnd"/>
+      <w:r>
+        <w:t xml:space="preserve">1), </w:t>
+      </w:r>
+      <w:proofErr w:type="spellStart"/>
+      <w:r>
+        <w:t>colors.HexColor</w:t>
+      </w:r>
+      <w:proofErr w:type="spellEnd"/>
+      <w:r>
+        <w:t>('#F4F6F9')),</w:t>
+      </w:r>
+    </w:p>
+    <w:p>
+      <w:r>
+        <w:t xml:space="preserve">        ('FONTNAME', (0,0), (</w:t>
+      </w:r>
+      <w:proofErr w:type="gramStart"/>
+      <w:r>
+        <w:t>0,-</w:t>
+      </w:r>
+      <w:proofErr w:type="gramEnd"/>
+      <w:r>
+        <w:t>1), 'Helvetica-Bold'),</w:t>
+      </w:r>
+    </w:p>
+    <w:p>
+      <w:r>
+        <w:t xml:space="preserve">        ('GRID', (0,0), (-</w:t>
+      </w:r>
+      <w:proofErr w:type="gramStart"/>
+      <w:r>
+        <w:t>1,-</w:t>
+      </w:r>
+      <w:proofErr w:type="gramEnd"/>
+      <w:r>
+        <w:t xml:space="preserve">1), 0.5, </w:t>
+      </w:r>
+      <w:proofErr w:type="spellStart"/>
+      <w:r>
+        <w:t>colors.grey</w:t>
+      </w:r>
+      <w:proofErr w:type="spellEnd"/>
+      <w:r>
+        <w:t>),</w:t>
+      </w:r>
+    </w:p>
+    <w:p>
+      <w:r>
+        <w:t xml:space="preserve">        ('VALIGN', (0,0), (-</w:t>
+      </w:r>
+      <w:proofErr w:type="gramStart"/>
+      <w:r>
+        <w:t>1,-</w:t>
+      </w:r>
+      <w:proofErr w:type="gramEnd"/>
+      <w:r>
+        <w:t>1), 'TOP'),</w:t>
+      </w:r>
+    </w:p>
+    <w:p>
+      <w:r>
+        <w:t xml:space="preserve">        ('PADDING', (0,0), (-</w:t>
+      </w:r>
+      <w:proofErr w:type="gramStart"/>
+      <w:r>
+        <w:t>1,-</w:t>
+      </w:r>
+      <w:proofErr w:type="gramEnd"/>
+      <w:r>
+        <w:t>1), 6),</w:t>
+      </w:r>
+    </w:p>
+    <w:p>
+      <w:r>
+        <w:t xml:space="preserve">    ]))</w:t>
+      </w:r>
+    </w:p>
+    <w:p>
+      <w:r>
+        <w:t xml:space="preserve">    </w:t>
+      </w:r>
+      <w:proofErr w:type="spellStart"/>
+      <w:proofErr w:type="gramStart"/>
+      <w:r>
+        <w:t>story.append</w:t>
+      </w:r>
+      <w:proofErr w:type="spellEnd"/>
+      <w:proofErr w:type="gramEnd"/>
+      <w:r>
+        <w:t>(t)</w:t>
+      </w:r>
+    </w:p>
+    <w:p>
+      <w:r>
+        <w:t xml:space="preserve">    </w:t>
+      </w:r>
+      <w:proofErr w:type="spellStart"/>
+      <w:proofErr w:type="gramStart"/>
+      <w:r>
+        <w:t>story.append</w:t>
+      </w:r>
+      <w:proofErr w:type="spellEnd"/>
+      <w:proofErr w:type="gramEnd"/>
+      <w:r>
+        <w:t>(Spacer(1, 30))</w:t>
+      </w:r>
+    </w:p>
+    <w:p>
+      <w:r>
+        <w:t xml:space="preserve">    </w:t>
+      </w:r>
+    </w:p>
+    <w:p>
+      <w:r>
+        <w:t xml:space="preserve">    officer = OFFICIAL_SETTINGS['</w:t>
+      </w:r>
+      <w:proofErr w:type="spellStart"/>
+      <w:r>
+        <w:t>cultural_officer</w:t>
+      </w:r>
+      <w:proofErr w:type="spellEnd"/>
+      <w:r>
+        <w:t>']</w:t>
+      </w:r>
+    </w:p>
+    <w:p>
+      <w:r>
+        <w:t xml:space="preserve">    </w:t>
+      </w:r>
+      <w:proofErr w:type="spellStart"/>
+      <w:r>
+        <w:t>dzongdag</w:t>
+      </w:r>
+      <w:proofErr w:type="spellEnd"/>
+      <w:r>
+        <w:t xml:space="preserve"> = OFFICIAL_SETTINGS['</w:t>
+      </w:r>
+      <w:proofErr w:type="spellStart"/>
+      <w:r>
+        <w:t>dzongdag</w:t>
+      </w:r>
+      <w:proofErr w:type="spellEnd"/>
+      <w:r>
+        <w:t>']</w:t>
+      </w:r>
+    </w:p>
+    <w:p>
+      <w:r>
+        <w:t xml:space="preserve">    </w:t>
+      </w:r>
+    </w:p>
+    <w:p>
+      <w:r>
+        <w:t xml:space="preserve">    def </w:t>
+      </w:r>
+      <w:proofErr w:type="spellStart"/>
+      <w:r>
+        <w:t>get_</w:t>
+      </w:r>
+      <w:proofErr w:type="gramStart"/>
+      <w:r>
+        <w:t>img</w:t>
+      </w:r>
+      <w:proofErr w:type="spellEnd"/>
+      <w:r>
+        <w:t>(</w:t>
+      </w:r>
+      <w:proofErr w:type="gramEnd"/>
+      <w:r>
+        <w:t>path, w=90, h=35):</w:t>
+      </w:r>
+    </w:p>
+    <w:p>
+      <w:r>
+        <w:t xml:space="preserve">        if path and </w:t>
+      </w:r>
+      <w:proofErr w:type="spellStart"/>
+      <w:proofErr w:type="gramStart"/>
+      <w:r>
+        <w:t>os.path</w:t>
+      </w:r>
+      <w:proofErr w:type="gramEnd"/>
+      <w:r>
+        <w:t>.exists</w:t>
+      </w:r>
+      <w:proofErr w:type="spellEnd"/>
+      <w:r>
+        <w:t>(path):</w:t>
+      </w:r>
+    </w:p>
+    <w:p>
+      <w:r>
+        <w:t xml:space="preserve">            return </w:t>
+      </w:r>
+      <w:proofErr w:type="spellStart"/>
+      <w:proofErr w:type="gramStart"/>
+      <w:r>
+        <w:t>RLImage</w:t>
+      </w:r>
+      <w:proofErr w:type="spellEnd"/>
+      <w:r>
+        <w:t>(</w:t>
+      </w:r>
+      <w:proofErr w:type="gramEnd"/>
+      <w:r>
+        <w:t>path, width=w, height=h)</w:t>
+      </w:r>
+    </w:p>
+    <w:p>
+      <w:r>
+        <w:t xml:space="preserve">        return </w:t>
+      </w:r>
+      <w:proofErr w:type="gramStart"/>
+      <w:r>
+        <w:t>Paragraph(</w:t>
+      </w:r>
+      <w:proofErr w:type="gramEnd"/>
+      <w:r>
+        <w:t xml:space="preserve">"&lt;font </w:t>
+      </w:r>
+      <w:proofErr w:type="spellStart"/>
+      <w:r>
+        <w:t>color</w:t>
+      </w:r>
+      <w:proofErr w:type="spellEnd"/>
+      <w:r>
+        <w:t>='</w:t>
+      </w:r>
+      <w:proofErr w:type="spellStart"/>
+      <w:r>
+        <w:t>gray</w:t>
+      </w:r>
+      <w:proofErr w:type="spellEnd"/>
+      <w:r>
+        <w:t xml:space="preserve">' size='8'&gt;[Pending </w:t>
+      </w:r>
+      <w:proofErr w:type="spellStart"/>
+      <w:r>
+        <w:t>eSign</w:t>
+      </w:r>
+      <w:proofErr w:type="spellEnd"/>
+      <w:r>
+        <w:t>/</w:t>
+      </w:r>
+      <w:proofErr w:type="spellStart"/>
+      <w:r>
+        <w:t>eSeal</w:t>
+      </w:r>
+      <w:proofErr w:type="spellEnd"/>
+      <w:r>
+        <w:t>]&lt;/font&gt;", styles['Normal'])</w:t>
+      </w:r>
+    </w:p>
     <w:p/>
+    <w:p>
+      <w:r>
+        <w:t xml:space="preserve">    # Block 1: Verified By (Dzongkhag Cultural Officer)</w:t>
+      </w:r>
+    </w:p>
+    <w:p>
+      <w:r>
+        <w:t xml:space="preserve">    </w:t>
+      </w:r>
+      <w:proofErr w:type="spellStart"/>
+      <w:r>
+        <w:t>officer_cell</w:t>
+      </w:r>
+      <w:proofErr w:type="spellEnd"/>
+      <w:r>
+        <w:t xml:space="preserve"> = [</w:t>
+      </w:r>
+    </w:p>
+    <w:p>
+      <w:r>
+        <w:t xml:space="preserve">        Paragraph(f"&lt;b&gt;Verified By:&lt;/b&gt;&lt;</w:t>
+      </w:r>
+      <w:proofErr w:type="spellStart"/>
+      <w:r>
+        <w:t>br</w:t>
+      </w:r>
+      <w:proofErr w:type="spellEnd"/>
+      <w:r>
+        <w:t>/&gt;&lt;b&gt;{officer['name'</w:t>
+      </w:r>
+      <w:proofErr w:type="gramStart"/>
+      <w:r>
+        <w:t>]}&lt;</w:t>
+      </w:r>
+      <w:proofErr w:type="gramEnd"/>
+      <w:r>
+        <w:t>/b&gt;&lt;</w:t>
+      </w:r>
+      <w:proofErr w:type="spellStart"/>
+      <w:r>
+        <w:t>br</w:t>
+      </w:r>
+      <w:proofErr w:type="spellEnd"/>
+      <w:r>
+        <w:t>/&gt;{officer['title']}", styles['Normal']),</w:t>
+      </w:r>
+    </w:p>
+    <w:p>
+      <w:r>
+        <w:t xml:space="preserve">        </w:t>
+      </w:r>
+      <w:proofErr w:type="gramStart"/>
+      <w:r>
+        <w:t>Spacer(</w:t>
+      </w:r>
+      <w:proofErr w:type="gramEnd"/>
+      <w:r>
+        <w:t>1, 6),</w:t>
+      </w:r>
+    </w:p>
+    <w:p>
+      <w:r>
+        <w:t xml:space="preserve">        </w:t>
+      </w:r>
+      <w:proofErr w:type="spellStart"/>
+      <w:r>
+        <w:t>get_img</w:t>
+      </w:r>
+      <w:proofErr w:type="spellEnd"/>
+      <w:r>
+        <w:t>(officer['</w:t>
+      </w:r>
+      <w:proofErr w:type="spellStart"/>
+      <w:r>
+        <w:t>esign_path</w:t>
+      </w:r>
+      <w:proofErr w:type="spellEnd"/>
+      <w:r>
+        <w:t>']),</w:t>
+      </w:r>
+    </w:p>
+    <w:p>
+      <w:r>
+        <w:t xml:space="preserve">        </w:t>
+      </w:r>
+      <w:proofErr w:type="spellStart"/>
+      <w:r>
+        <w:t>get_img</w:t>
+      </w:r>
+      <w:proofErr w:type="spellEnd"/>
+      <w:r>
+        <w:t>(officer['</w:t>
+      </w:r>
+      <w:proofErr w:type="spellStart"/>
+      <w:r>
+        <w:t>eseal_path</w:t>
+      </w:r>
+      <w:proofErr w:type="spellEnd"/>
+      <w:r>
+        <w:t>'], 40, 40)</w:t>
+      </w:r>
+    </w:p>
+    <w:p>
+      <w:r>
+        <w:t xml:space="preserve">    ]</w:t>
+      </w:r>
+    </w:p>
     <w:p/>
+    <w:p>
+      <w:r>
+        <w:t xml:space="preserve">    # Block 2: Approved By (Dasho Dzongdag / Dzongrab)</w:t>
+      </w:r>
+    </w:p>
+    <w:p>
+      <w:r>
+        <w:t xml:space="preserve">    </w:t>
+      </w:r>
+      <w:proofErr w:type="spellStart"/>
+      <w:r>
+        <w:t>dzongdag_cell</w:t>
+      </w:r>
+      <w:proofErr w:type="spellEnd"/>
+      <w:r>
+        <w:t xml:space="preserve"> = [</w:t>
+      </w:r>
+    </w:p>
+    <w:p>
+      <w:r>
+        <w:t xml:space="preserve">        Paragraph(f"&lt;b&gt;Approved By:&lt;/b&gt;&lt;</w:t>
+      </w:r>
+      <w:proofErr w:type="spellStart"/>
+      <w:r>
+        <w:t>br</w:t>
+      </w:r>
+      <w:proofErr w:type="spellEnd"/>
+      <w:r>
+        <w:t>/&gt;&lt;b&gt;{</w:t>
+      </w:r>
+      <w:proofErr w:type="spellStart"/>
+      <w:r>
+        <w:t>dzongdag</w:t>
+      </w:r>
+      <w:proofErr w:type="spellEnd"/>
+      <w:r>
+        <w:t>['name'</w:t>
+      </w:r>
+      <w:proofErr w:type="gramStart"/>
+      <w:r>
+        <w:t>]}&lt;</w:t>
+      </w:r>
+      <w:proofErr w:type="gramEnd"/>
+      <w:r>
+        <w:t>/b&gt;&lt;</w:t>
+      </w:r>
+      <w:proofErr w:type="spellStart"/>
+      <w:r>
+        <w:t>br</w:t>
+      </w:r>
+      <w:proofErr w:type="spellEnd"/>
+      <w:r>
+        <w:t>/&gt;{</w:t>
+      </w:r>
+      <w:proofErr w:type="spellStart"/>
+      <w:r>
+        <w:t>dzongdag</w:t>
+      </w:r>
+      <w:proofErr w:type="spellEnd"/>
+      <w:r>
+        <w:t>['title']}", styles['Normal']),</w:t>
+      </w:r>
+    </w:p>
+    <w:p>
+      <w:r>
+        <w:t xml:space="preserve">        </w:t>
+      </w:r>
+      <w:proofErr w:type="gramStart"/>
+      <w:r>
+        <w:t>Spacer(</w:t>
+      </w:r>
+      <w:proofErr w:type="gramEnd"/>
+      <w:r>
+        <w:t>1, 6),</w:t>
+      </w:r>
+    </w:p>
+    <w:p>
+      <w:r>
+        <w:t xml:space="preserve">        </w:t>
+      </w:r>
+      <w:proofErr w:type="spellStart"/>
+      <w:r>
+        <w:t>get_img</w:t>
+      </w:r>
+      <w:proofErr w:type="spellEnd"/>
+      <w:r>
+        <w:t>(</w:t>
+      </w:r>
+      <w:proofErr w:type="spellStart"/>
+      <w:r>
+        <w:t>dzongdag</w:t>
+      </w:r>
+      <w:proofErr w:type="spellEnd"/>
+      <w:r>
+        <w:t>['</w:t>
+      </w:r>
+      <w:proofErr w:type="spellStart"/>
+      <w:r>
+        <w:t>esign_path</w:t>
+      </w:r>
+      <w:proofErr w:type="spellEnd"/>
+      <w:r>
+        <w:t>']),</w:t>
+      </w:r>
+    </w:p>
+    <w:p>
+      <w:r>
+        <w:t xml:space="preserve">        </w:t>
+      </w:r>
+      <w:proofErr w:type="spellStart"/>
+      <w:r>
+        <w:t>get_img</w:t>
+      </w:r>
+      <w:proofErr w:type="spellEnd"/>
+      <w:r>
+        <w:t>(</w:t>
+      </w:r>
+      <w:proofErr w:type="spellStart"/>
+      <w:r>
+        <w:t>dzongdag</w:t>
+      </w:r>
+      <w:proofErr w:type="spellEnd"/>
+      <w:r>
+        <w:t>['</w:t>
+      </w:r>
+      <w:proofErr w:type="spellStart"/>
+      <w:r>
+        <w:t>eseal_path</w:t>
+      </w:r>
+      <w:proofErr w:type="spellEnd"/>
+      <w:r>
+        <w:t>'], 40, 40)</w:t>
+      </w:r>
+    </w:p>
+    <w:p>
+      <w:r>
+        <w:t xml:space="preserve">    ]</w:t>
+      </w:r>
+    </w:p>
     <w:p/>
+    <w:p>
+      <w:r>
+        <w:t xml:space="preserve">    </w:t>
+      </w:r>
+      <w:proofErr w:type="spellStart"/>
+      <w:r>
+        <w:t>sig_table</w:t>
+      </w:r>
+      <w:proofErr w:type="spellEnd"/>
+      <w:r>
+        <w:t xml:space="preserve"> = </w:t>
+      </w:r>
+      <w:proofErr w:type="gramStart"/>
+      <w:r>
+        <w:t>Table(</w:t>
+      </w:r>
+      <w:proofErr w:type="gramEnd"/>
+      <w:r>
+        <w:t>[[</w:t>
+      </w:r>
+      <w:proofErr w:type="spellStart"/>
+      <w:r>
+        <w:t>officer_cell</w:t>
+      </w:r>
+      <w:proofErr w:type="spellEnd"/>
+      <w:r>
+        <w:t xml:space="preserve">, </w:t>
+      </w:r>
+      <w:proofErr w:type="spellStart"/>
+      <w:r>
+        <w:t>dzongdag_cell</w:t>
+      </w:r>
+      <w:proofErr w:type="spellEnd"/>
+      <w:r>
+        <w:t xml:space="preserve">]], </w:t>
+      </w:r>
+      <w:proofErr w:type="spellStart"/>
+      <w:r>
+        <w:t>colWidths</w:t>
+      </w:r>
+      <w:proofErr w:type="spellEnd"/>
+      <w:r>
+        <w:t>=[250, 250])</w:t>
+      </w:r>
+    </w:p>
+    <w:p>
+      <w:r>
+        <w:t xml:space="preserve">    </w:t>
+      </w:r>
+      <w:proofErr w:type="spellStart"/>
+      <w:r>
+        <w:t>sig_</w:t>
+      </w:r>
+      <w:proofErr w:type="gramStart"/>
+      <w:r>
+        <w:t>table.setStyle</w:t>
+      </w:r>
+      <w:proofErr w:type="spellEnd"/>
+      <w:proofErr w:type="gramEnd"/>
+      <w:r>
+        <w:t>(</w:t>
+      </w:r>
+      <w:proofErr w:type="spellStart"/>
+      <w:r>
+        <w:t>TableStyle</w:t>
+      </w:r>
+      <w:proofErr w:type="spellEnd"/>
+      <w:r>
+        <w:t>([</w:t>
+      </w:r>
+    </w:p>
+    <w:p>
+      <w:r>
+        <w:t xml:space="preserve">        ('VALIGN', (0,0), (-</w:t>
+      </w:r>
+      <w:proofErr w:type="gramStart"/>
+      <w:r>
+        <w:t>1,-</w:t>
+      </w:r>
+      <w:proofErr w:type="gramEnd"/>
+      <w:r>
+        <w:t>1), 'TOP'),</w:t>
+      </w:r>
+    </w:p>
+    <w:p>
+      <w:r>
+        <w:t xml:space="preserve">        ('ALIGN', (0,0), (-</w:t>
+      </w:r>
+      <w:proofErr w:type="gramStart"/>
+      <w:r>
+        <w:t>1,-</w:t>
+      </w:r>
+      <w:proofErr w:type="gramEnd"/>
+      <w:r>
+        <w:t>1), 'LEFT'),</w:t>
+      </w:r>
+    </w:p>
+    <w:p>
+      <w:r>
+        <w:t xml:space="preserve">    ]))</w:t>
+      </w:r>
+    </w:p>
+    <w:p>
+      <w:r>
+        <w:t xml:space="preserve">    </w:t>
+      </w:r>
+      <w:proofErr w:type="spellStart"/>
+      <w:proofErr w:type="gramStart"/>
+      <w:r>
+        <w:t>story.append</w:t>
+      </w:r>
+      <w:proofErr w:type="spellEnd"/>
+      <w:proofErr w:type="gramEnd"/>
+      <w:r>
+        <w:t>(</w:t>
+      </w:r>
+      <w:proofErr w:type="spellStart"/>
+      <w:r>
+        <w:t>sig_table</w:t>
+      </w:r>
+      <w:proofErr w:type="spellEnd"/>
+      <w:r>
+        <w:t>)</w:t>
+      </w:r>
+    </w:p>
+    <w:p>
+      <w:r>
+        <w:t xml:space="preserve">    </w:t>
+      </w:r>
+    </w:p>
+    <w:p>
+      <w:r>
+        <w:t xml:space="preserve">    </w:t>
+      </w:r>
+      <w:proofErr w:type="spellStart"/>
+      <w:proofErr w:type="gramStart"/>
+      <w:r>
+        <w:t>doc.build</w:t>
+      </w:r>
+      <w:proofErr w:type="spellEnd"/>
+      <w:proofErr w:type="gramEnd"/>
+      <w:r>
+        <w:t xml:space="preserve">(story, </w:t>
+      </w:r>
+      <w:proofErr w:type="spellStart"/>
+      <w:r>
+        <w:t>onFirstPage</w:t>
+      </w:r>
+      <w:proofErr w:type="spellEnd"/>
+      <w:r>
+        <w:t>=</w:t>
+      </w:r>
+      <w:proofErr w:type="spellStart"/>
+      <w:r>
+        <w:t>draw_header_footer</w:t>
+      </w:r>
+      <w:proofErr w:type="spellEnd"/>
+      <w:r>
+        <w:t xml:space="preserve">, </w:t>
+      </w:r>
+      <w:proofErr w:type="spellStart"/>
+      <w:r>
+        <w:t>onLaterPages</w:t>
+      </w:r>
+      <w:proofErr w:type="spellEnd"/>
+      <w:r>
+        <w:t>=</w:t>
+      </w:r>
+      <w:proofErr w:type="spellStart"/>
+      <w:r>
+        <w:t>draw_header_footer</w:t>
+      </w:r>
+      <w:proofErr w:type="spellEnd"/>
+      <w:r>
+        <w:t>)</w:t>
+      </w:r>
+    </w:p>
+    <w:p>
+      <w:r>
+        <w:t xml:space="preserve">    </w:t>
+      </w:r>
+      <w:proofErr w:type="spellStart"/>
+      <w:proofErr w:type="gramStart"/>
+      <w:r>
+        <w:t>buffer.seek</w:t>
+      </w:r>
+      <w:proofErr w:type="spellEnd"/>
+      <w:proofErr w:type="gramEnd"/>
+      <w:r>
+        <w:t>(0)</w:t>
+      </w:r>
+    </w:p>
+    <w:p>
+      <w:r>
+        <w:t xml:space="preserve">    </w:t>
+      </w:r>
+    </w:p>
+    <w:p>
+      <w:r>
+        <w:t xml:space="preserve">    return </w:t>
+      </w:r>
+      <w:proofErr w:type="spellStart"/>
+      <w:r>
+        <w:t>send_</w:t>
+      </w:r>
+      <w:proofErr w:type="gramStart"/>
+      <w:r>
+        <w:t>file</w:t>
+      </w:r>
+      <w:proofErr w:type="spellEnd"/>
+      <w:r>
+        <w:t>(</w:t>
+      </w:r>
+      <w:proofErr w:type="gramEnd"/>
+    </w:p>
+    <w:p>
+      <w:r>
+        <w:t xml:space="preserve">        buffer, </w:t>
+      </w:r>
+    </w:p>
+    <w:p>
+      <w:r>
+        <w:t xml:space="preserve">        </w:t>
+      </w:r>
+      <w:proofErr w:type="spellStart"/>
+      <w:r>
+        <w:t>as_attachment</w:t>
+      </w:r>
+      <w:proofErr w:type="spellEnd"/>
+      <w:r>
+        <w:t xml:space="preserve">=True, </w:t>
+      </w:r>
+    </w:p>
+    <w:p>
+      <w:r>
+        <w:t xml:space="preserve">        </w:t>
+      </w:r>
+      <w:proofErr w:type="spellStart"/>
+      <w:r>
+        <w:t>download_name</w:t>
+      </w:r>
+      <w:proofErr w:type="spellEnd"/>
+      <w:r>
+        <w:t>=</w:t>
+      </w:r>
+      <w:proofErr w:type="spellStart"/>
+      <w:r>
+        <w:t>f'Signed_Package</w:t>
+      </w:r>
+      <w:proofErr w:type="spellEnd"/>
+      <w:r>
+        <w:t xml:space="preserve">_{target["id"]}.pdf', </w:t>
+      </w:r>
+    </w:p>
+    <w:p>
+      <w:r>
+        <w:t xml:space="preserve">        </w:t>
+      </w:r>
+      <w:proofErr w:type="spellStart"/>
+      <w:r>
+        <w:t>mimetype</w:t>
+      </w:r>
+      <w:proofErr w:type="spellEnd"/>
+      <w:r>
+        <w:t>='application/pdf'</w:t>
+      </w:r>
+    </w:p>
+    <w:p>
+      <w:r>
+        <w:t xml:space="preserve">    )</w:t>
+      </w:r>
+    </w:p>
     <w:p/>
     <w:p>
       <w:r>
-        <w:t>{{ OFFICER_NAME }}</w:t>
-      </w:r>
-      <w:r>
-        <w:tab/>
-      </w:r>
-      <w:r>
-        <w:tab/>
-      </w:r>
-      <w:r>
-        <w:tab/>
-      </w:r>
-      <w:r>
-        <w:tab/>
-      </w:r>
-      <w:r>
-        <w:tab/>
-      </w:r>
-      <w:r>
-        <w:tab/>
-      </w:r>
-      <w:r>
-        <w:tab/>
-      </w:r>
-      <w:r>
-        <w:tab/>
-      </w:r>
-      <w:r>
-        <w:tab/>
-        <w:t>V</w:t>
+        <w:t>if __name__ == '__main__':</w:t>
+      </w:r>
+    </w:p>
+    <w:p>
+      <w:r>
+        <w:t xml:space="preserve">    </w:t>
+      </w:r>
+      <w:proofErr w:type="spellStart"/>
+      <w:proofErr w:type="gramStart"/>
+      <w:r>
+        <w:t>app.run</w:t>
+      </w:r>
+      <w:proofErr w:type="spellEnd"/>
+      <w:r>
+        <w:t>(</w:t>
+      </w:r>
+      <w:proofErr w:type="gramEnd"/>
+      <w:r>
+        <w:t>host='0.0.0.0', port=8080, debug=True)</w:t>
       </w:r>
     </w:p>
     <w:sectPr>
-      <w:headerReference w:type="default" r:id="rId7"/>
-      <w:footerReference w:type="default" r:id="rId8"/>
+      <w:headerReference w:type="default" r:id="rId9"/>
+      <w:footerReference w:type="default" r:id="rId10"/>
       <w:pgSz w:w="11906" w:h="16838"/>
       <w:pgMar w:top="1440" w:right="1440" w:bottom="1440" w:left="1440" w:header="708" w:footer="708" w:gutter="0"/>
       <w:cols w:space="708"/>
@@ -768,7 +5540,7 @@
         </mc:Choice>
         <mc:Fallback>
           <w:pict>
-            <v:group w14:anchorId="5FF8936C" id="Group 1" o:spid="_x0000_s1026" style="position:absolute;left:0;text-align:left;margin-left:-31.75pt;margin-top:18.65pt;width:547.35pt;height:121.6pt;z-index:251659264;mso-width-relative:margin;mso-height-relative:margin" coordorigin="1652" coordsize="66479,20407" o:gfxdata="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">
+            <v:group w14:anchorId="5FF8936C" id="_x0000_s1030" style="position:absolute;left:0;text-align:left;margin-left:-31.75pt;margin-top:18.65pt;width:547.35pt;height:121.6pt;z-index:251659264;mso-width-relative:margin;mso-height-relative:margin" coordorigin="1652" coordsize="66479,20407" o:gfxdata="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">
               <v:shapetype id="_x0000_t75" coordsize="21600,21600" o:spt="75" o:preferrelative="t" path="m@4@5l@4@11@9@11@9@5xe" filled="f" stroked="f">
                 <v:stroke joinstyle="miter"/>
                 <v:formulas>
@@ -788,10 +5560,10 @@
                 <v:path o:extrusionok="f" gradientshapeok="t" o:connecttype="rect"/>
                 <o:lock v:ext="edit" aspectratio="t"/>
               </v:shapetype>
-              <v:shape id="Picture 188727845" o:spid="_x0000_s1027" type="#_x0000_t75" alt="EmblemFinal" style="position:absolute;left:1652;top:106;width:16032;height:19338;visibility:visible;mso-wrap-style:square" o:gfxdata="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">
+              <v:shape id="Picture 188727845" o:spid="_x0000_s1031" type="#_x0000_t75" alt="EmblemFinal" style="position:absolute;left:1652;top:106;width:16032;height:19338;visibility:visible;mso-wrap-style:square" o:gfxdata="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">
                 <v:imagedata r:id="rId2" o:title="EmblemFinal"/>
               </v:shape>
-              <v:line id="Line 3" o:spid="_x0000_s1028" style="position:absolute;visibility:visible;mso-wrap-style:square" from="5442,20407" to="64324,20407" o:connectortype="straight" o:gfxdata="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" strokecolor="#ed7d31 [3205]" strokeweight="1.5pt">
+              <v:line id="Line 3" o:spid="_x0000_s1032" style="position:absolute;visibility:visible;mso-wrap-style:square" from="5442,20407" to="64324,20407" o:connectortype="straight" o:gfxdata="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" strokecolor="#ed7d31 [3205]" strokeweight="1.5pt">
                 <v:stroke joinstyle="miter"/>
                 <o:lock v:ext="edit" shapetype="f"/>
               </v:line>
@@ -799,7 +5571,7 @@
                 <v:stroke joinstyle="miter"/>
                 <v:path gradientshapeok="t" o:connecttype="rect"/>
               </v:shapetype>
-              <v:shape id="Text Box 1720384030" o:spid="_x0000_s1029" type="#_x0000_t202" style="position:absolute;left:50516;width:17616;height:13535;visibility:visible;mso-wrap-style:square;v-text-anchor:top" o:gfxdata="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" filled="f" stroked="f" strokeweight=".5pt">
+              <v:shape id="Text Box 1720384030" o:spid="_x0000_s1033" type="#_x0000_t202" style="position:absolute;left:50516;width:17616;height:13535;visibility:visible;mso-wrap-style:square;v-text-anchor:top" o:gfxdata="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" filled="f" stroked="f" strokeweight=".5pt">
                 <v:textbox>
                   <w:txbxContent>
                     <w:p>
